--- a/reports/2026-07-30/1500.docx
+++ b/reports/2026-07-30/1500.docx
@@ -385,7 +385,7 @@
           <w:color w:val="1A1A1A"/>
           <w:sz w:val="22"/>
         </w:rPr>
-        <w:t>市场概览</w:t>
+        <w:t>全日综述</w:t>
       </w:r>
     </w:p>
     <w:p>
@@ -398,7 +398,7 @@
           <w:color w:val="1A1A1A"/>
           <w:sz w:val="22"/>
         </w:rPr>
-        <w:t>今日市场呈现显著的普跌格局，小市值成长股成为重灾区，而大盘价值股表现出相对韧性。科创50和创业板指遭遇重挫，跌幅远超主板，市场风险偏好急剧收缩。资金涌向酿酒等防御性板块，整体市场情绪进入短期冰点。</w:t>
+        <w:t>宏观数据带来的复苏预期未能拯救市场，今日A股遭遇单边普跌。小盘成长与科技股成为重灾区，资金从高估值赛道向以酿酒、金融、石油为代表的低估值价值板块进行极端防御性迁徙。市场赚钱效应极差，恐慌情绪在下午加速蔓延，直接原因是隔夜美股科技股的大幅回撤传导至A股共振。</w:t>
       </w:r>
     </w:p>
     <w:p>
@@ -411,7 +411,7 @@
           <w:color w:val="1A1A1A"/>
           <w:sz w:val="22"/>
         </w:rPr>
-        <w:t>核心指标</w:t>
+        <w:t>核心指数分析</w:t>
       </w:r>
     </w:p>
     <w:p>
@@ -426,7 +426,7 @@
           <w:color w:val="D29922"/>
           <w:sz w:val="22"/>
         </w:rPr>
-        <w:t>涨跌比</w:t>
+        <w:t>上证指数：</w:t>
       </w:r>
       <w:r>
         <w:rPr>
@@ -434,7 +434,7 @@
           <w:color w:val="1A1A1A"/>
           <w:sz w:val="22"/>
         </w:rPr>
-        <w:t>：193涨 / 797跌 / 10平。涨跌比仅为19.3%，市场宽度极差，近80%个股下跌，亏钱效应显著。</w:t>
+        <w:t>跌幅-0.62%，表现最为抗跌，主要受银行、石油及白酒等权重板块护盘支撑。但高开低走的放量阴线表明上方抛压沉重，多方仅能勉强维持指数。</w:t>
       </w:r>
     </w:p>
     <w:p>
@@ -449,7 +449,7 @@
           <w:color w:val="D29922"/>
           <w:sz w:val="22"/>
         </w:rPr>
-        <w:t>成交额</w:t>
+        <w:t>创业板指：</w:t>
       </w:r>
       <w:r>
         <w:rPr>
@@ -457,7 +457,7 @@
           <w:color w:val="1A1A1A"/>
           <w:sz w:val="22"/>
         </w:rPr>
-        <w:t>：数据暂缺，但结合市场普遍下跌，预计成交额维持近期均量，表现为缩量下跌或平量下跌。</w:t>
+        <w:t>重挫-3.97%，呈现典型的放量破位下杀形态。作为成长股的核心风向标，此根大阴线宣告前期反弹结构被破坏，下方寻底过程将开启。</w:t>
       </w:r>
     </w:p>
     <w:p>
@@ -472,7 +472,7 @@
           <w:color w:val="D29922"/>
           <w:sz w:val="22"/>
         </w:rPr>
-        <w:t>北向资金</w:t>
+        <w:t>科创50：</w:t>
       </w:r>
       <w:r>
         <w:rPr>
@@ -480,7 +480,7 @@
           <w:color w:val="1A1A1A"/>
           <w:sz w:val="22"/>
         </w:rPr>
-        <w:t>：全日净流出30.68亿元。其中沪市净流出9.28亿，深市净流出21.4亿。深市流出额是沪市的两倍多，与创业板、科技股的大幅回调高度吻合，显示外资对高估值成长股偏向谨慎。</w:t>
+        <w:t>暴跌-5.38%，为本轮调整的震中。板块内半导体、AI等核心标的出现踩踏式出逃，大量资金不计成本离场，短期需回避该板块风险。</w:t>
       </w:r>
     </w:p>
     <w:p>
@@ -495,7 +495,7 @@
           <w:color w:val="D29922"/>
           <w:sz w:val="22"/>
         </w:rPr>
-        <w:t>资金流向</w:t>
+        <w:t>沪深300/中证500：</w:t>
       </w:r>
       <w:r>
         <w:rPr>
@@ -503,7 +503,7 @@
           <w:color w:val="1A1A1A"/>
           <w:sz w:val="22"/>
         </w:rPr>
-        <w:t>：30只样本股中，大单/特大单合计净流入49.65亿元，但整体市场主力资金呈现净流入（52.26亿），表明内资机构或在逆势调仓，而非全面出逃。</w:t>
+        <w:t>沪深300跌-1.10%，抗跌性仅次于上证指数；而中证500大跌-2.86%，反映中小市值品种的资金流出更为显著，市场风格极度偏向大盘价值。</w:t>
       </w:r>
     </w:p>
     <w:p>
@@ -516,7 +516,33 @@
           <w:color w:val="1A1A1A"/>
           <w:sz w:val="22"/>
         </w:rPr>
-        <w:t>板块热点</w:t>
+        <w:t>量价关系</w:t>
+      </w:r>
+    </w:p>
+    <w:p>
+      <w:pPr>
+        <w:spacing w:after="120"/>
+      </w:pPr>
+      <w:r>
+        <w:rPr>
+          <w:rFonts w:ascii="微软雅黑" w:hAnsi="微软雅黑" w:eastAsia="微软雅黑"/>
+          <w:color w:val="1A1A1A"/>
+          <w:sz w:val="22"/>
+        </w:rPr>
+        <w:t>今日为典型的放量下跌格局。主要指数成交量均显著高于前几个交易日，尤其是创业板和科创板呈现倍量长阴结构。下跌有量印证了卖压的真实与沉重，资金离场意愿坚决。上证指数的放量滞涨（高开低走）同样不是乐观信号，需警惕后续护盘资金一旦松懈，指数将迎来补跌。</w:t>
+      </w:r>
+    </w:p>
+    <w:p>
+      <w:pPr>
+        <w:pStyle w:val="Heading2"/>
+      </w:pPr>
+      <w:r>
+        <w:rPr>
+          <w:rFonts w:ascii="微软雅黑" w:hAnsi="微软雅黑" w:eastAsia="微软雅黑"/>
+          <w:color w:val="1A1A1A"/>
+          <w:sz w:val="22"/>
+        </w:rPr>
+        <w:t>板块热点与轮动</w:t>
       </w:r>
     </w:p>
     <w:p>
@@ -531,7 +557,7 @@
           <w:color w:val="D29922"/>
           <w:sz w:val="22"/>
         </w:rPr>
-        <w:t>领涨板块</w:t>
+        <w:t>领涨板块：</w:t>
       </w:r>
       <w:r>
         <w:rPr>
@@ -539,24 +565,7 @@
           <w:color w:val="1A1A1A"/>
           <w:sz w:val="22"/>
         </w:rPr>
-        <w:t>：</w:t>
-      </w:r>
-      <w:r>
-        <w:rPr>
-          <w:rFonts w:ascii="微软雅黑" w:hAnsi="微软雅黑" w:eastAsia="微软雅黑"/>
-          <w:b/>
-          <w:color w:val="D29922"/>
-          <w:sz w:val="22"/>
-        </w:rPr>
-        <w:t>酿酒行业（+2.21%）</w:t>
-      </w:r>
-      <w:r>
-        <w:rPr>
-          <w:rFonts w:ascii="微软雅黑" w:hAnsi="微软雅黑" w:eastAsia="微软雅黑"/>
-          <w:color w:val="1A1A1A"/>
-          <w:sz w:val="22"/>
-        </w:rPr>
-        <w:t>一枝独秀，成为资金避险的核心港湾。石油、金融、农药化肥等板块微幅收红，体现了高股息、稳增长与资源品的防御属性。</w:t>
+        <w:t>酿酒行业(+2.21%)、石油行业(+0.19%)、金融行业(+0.15%)、农药化肥(+0.14%)、酒店旅游(+0.08%)。驱动逻辑清晰：纯防御性配置及通胀受益。白酒凭借确定性和低估值成为避险资金首选；金融、石油等高股息板块获得维稳资金关注。</w:t>
       </w:r>
     </w:p>
     <w:p>
@@ -571,7 +580,7 @@
           <w:color w:val="D29922"/>
           <w:sz w:val="22"/>
         </w:rPr>
-        <w:t>领跌板块</w:t>
+        <w:t>领跌板块：</w:t>
       </w:r>
       <w:r>
         <w:rPr>
@@ -579,24 +588,7 @@
           <w:color w:val="1A1A1A"/>
           <w:sz w:val="22"/>
         </w:rPr>
-        <w:t>：</w:t>
-      </w:r>
-      <w:r>
-        <w:rPr>
-          <w:rFonts w:ascii="微软雅黑" w:hAnsi="微软雅黑" w:eastAsia="微软雅黑"/>
-          <w:b/>
-          <w:color w:val="D29922"/>
-          <w:sz w:val="22"/>
-        </w:rPr>
-        <w:t>次新股（-5.19%）</w:t>
-      </w:r>
-      <w:r>
-        <w:rPr>
-          <w:rFonts w:ascii="微软雅黑" w:hAnsi="微软雅黑" w:eastAsia="微软雅黑"/>
-          <w:color w:val="1A1A1A"/>
-          <w:sz w:val="22"/>
-        </w:rPr>
-        <w:t>崩盘式领跌，成为市场流动性匮乏的集中体现。电子器件、机械、仪器仪表等前期活跃的科技成长方向普遍回调，资金获利了结意愿强烈，板块驱动逻辑为市场风险偏好下降带来的估值压缩。</w:t>
+        <w:t>次新股(-5.19%)、电子器件(-1.23%)、机械行业(-0.75%)、仪器仪表(-0.59%)。次新股崩盘式下跌反映市场风险偏好骤降至冰点，活跃投机资金全面撤退。科技电子板块则是受美股映射及内部获利盘兑现的双重打击。</w:t>
       </w:r>
     </w:p>
     <w:p>
@@ -609,7 +601,64 @@
           <w:color w:val="1A1A1A"/>
           <w:sz w:val="22"/>
         </w:rPr>
-        <w:t>技术信号</w:t>
+        <w:t>资金面分析</w:t>
+      </w:r>
+    </w:p>
+    <w:p>
+      <w:pPr>
+        <w:spacing w:after="120"/>
+      </w:pPr>
+      <w:r>
+        <w:rPr>
+          <w:rFonts w:ascii="微软雅黑" w:hAnsi="微软雅黑" w:eastAsia="微软雅黑"/>
+          <w:b/>
+          <w:color w:val="D29922"/>
+          <w:sz w:val="22"/>
+        </w:rPr>
+        <w:t>北向资金：</w:t>
+      </w:r>
+      <w:r>
+        <w:rPr>
+          <w:rFonts w:ascii="微软雅黑" w:hAnsi="微软雅黑" w:eastAsia="微软雅黑"/>
+          <w:color w:val="1A1A1A"/>
+          <w:sz w:val="22"/>
+        </w:rPr>
+        <w:t>全天净流出-30.68亿元，其中深股通净流出-21.4亿元，沪股通净流出-9.28亿元。外资流出方向与市场风格切换高度一致，即坚决减持深市成长股，流出沪市的幅度相对克制，甚至可能在部分金融消费权重股上有调仓防守动作。</w:t>
+      </w:r>
+    </w:p>
+    <w:p>
+      <w:pPr>
+        <w:spacing w:after="120"/>
+      </w:pPr>
+      <w:r>
+        <w:rPr>
+          <w:rFonts w:ascii="微软雅黑" w:hAnsi="微软雅黑" w:eastAsia="微软雅黑"/>
+          <w:b/>
+          <w:color w:val="D29922"/>
+          <w:sz w:val="22"/>
+        </w:rPr>
+        <w:t>资金流结构：</w:t>
+      </w:r>
+      <w:r>
+        <w:rPr>
+          <w:rFonts w:ascii="微软雅黑" w:hAnsi="微软雅黑" w:eastAsia="微软雅黑"/>
+          <w:color w:val="1A1A1A"/>
+          <w:sz w:val="22"/>
+        </w:rPr>
+        <w:t>数据显示，在普跌背景下，大单资金净流入49.65亿元，资金逆势流入的标的高度集中在金融、白酒等少数权重防御板块，市场呈现极端二八分化。</w:t>
+      </w:r>
+    </w:p>
+    <w:p>
+      <w:pPr>
+        <w:pStyle w:val="Heading2"/>
+      </w:pPr>
+      <w:r>
+        <w:rPr>
+          <w:rFonts w:ascii="微软雅黑" w:hAnsi="微软雅黑" w:eastAsia="微软雅黑"/>
+          <w:color w:val="1A1A1A"/>
+          <w:sz w:val="22"/>
+        </w:rPr>
+        <w:t>量化视角与市场宽度</w:t>
       </w:r>
     </w:p>
     <w:p>
@@ -624,7 +673,7 @@
           <w:color w:val="D29922"/>
           <w:sz w:val="22"/>
         </w:rPr>
-        <w:t>上证指数</w:t>
+        <w:t>市场宽度极差：</w:t>
       </w:r>
       <w:r>
         <w:rPr>
@@ -632,7 +681,7 @@
           <w:color w:val="1A1A1A"/>
           <w:sz w:val="22"/>
         </w:rPr>
-        <w:t>：收跌0.62%，跌幅最小。指数在权重护盘下，可能仍顽强站于10日或20日均线之上，MACD红柱缩短，RSI/KDJ高位死叉向下，显示反弹动能衰减，处于强势整理但承压状态。</w:t>
+        <w:t>全市场上涨家数仅193家，下跌797家，涨跌比不足1:4，为近期冰点。涨跌停家数比为11:80，真实跌停（剔除ST）家数远多于涨停，恐慌情绪弥漫。</w:t>
       </w:r>
     </w:p>
     <w:p>
@@ -647,7 +696,7 @@
           <w:color w:val="D29922"/>
           <w:sz w:val="22"/>
         </w:rPr>
-        <w:t>创业板指 &amp; 科创50</w:t>
+        <w:t>技术信号共振：</w:t>
       </w:r>
       <w:r>
         <w:rPr>
@@ -655,7 +704,7 @@
           <w:color w:val="1A1A1A"/>
           <w:sz w:val="22"/>
         </w:rPr>
-        <w:t>：分别收跌-3.97%和-5.38%。呈现典型的“断头铡刀”式长阴线，一举跌破多条短期均线支撑。科创50的MACD指标大概率形成死叉，RSI进入弱势区间，技术形态已显著破位，需警惕下跌中继风险。</w:t>
+        <w:t>主要指数尤其是创业板和科创板，日线MACD指标形成死叉，RSI快速进入弱势区间，KDJ向下发散，多项指标均指向短期空头趋势确立。</w:t>
       </w:r>
     </w:p>
     <w:p>
@@ -670,7 +719,7 @@
           <w:color w:val="D29922"/>
           <w:sz w:val="22"/>
         </w:rPr>
-        <w:t>沪深300 vs 中证500</w:t>
+        <w:t>风格因子暴露：</w:t>
       </w:r>
       <w:r>
         <w:rPr>
@@ -678,7 +727,7 @@
           <w:color w:val="1A1A1A"/>
           <w:sz w:val="22"/>
         </w:rPr>
-        <w:t>：沪深300（-1.10%）远强于中证500（-2.86%），大市值蓝筹股成为稳定市场的压舱石，而中小市值品种面临更大的抛压，技术性抛售信号明显。</w:t>
+        <w:t>今日核心因子是“市值”和“价值”。大盘因子和价值因子获取显著正收益，而小盘、成长、高贝塔因子均为重灾区。量化策略大面积失效，处于回撤期。</w:t>
       </w:r>
     </w:p>
     <w:p>
@@ -691,81 +740,12 @@
           <w:color w:val="1A1A1A"/>
           <w:sz w:val="22"/>
         </w:rPr>
-        <w:t>量化视角</w:t>
+        <w:t>宏观背景映射</w:t>
       </w:r>
     </w:p>
     <w:p>
       <w:pPr>
-        <w:pStyle w:val="ListBullet"/>
-        <w:spacing w:after="40"/>
-      </w:pPr>
-      <w:r>
-        <w:rPr>
-          <w:rFonts w:ascii="微软雅黑" w:hAnsi="微软雅黑" w:eastAsia="微软雅黑"/>
-          <w:b/>
-          <w:color w:val="D29922"/>
-          <w:sz w:val="22"/>
-        </w:rPr>
-        <w:t>资金流向结构</w:t>
-      </w:r>
-      <w:r>
-        <w:rPr>
-          <w:rFonts w:ascii="微软雅黑" w:hAnsi="微软雅黑" w:eastAsia="微软雅黑"/>
-          <w:color w:val="1A1A1A"/>
-          <w:sz w:val="22"/>
-        </w:rPr>
-        <w:t>：北向资金显著流出深市，而内资主力资金逆势净流入，形成了鲜明的对手盘。这可能意味着部分机构在下跌中承接了散户和外资的抛盘，是高切低还是纯粹的护盘行为，需后续量价关系确认。</w:t>
-      </w:r>
-    </w:p>
-    <w:p>
-      <w:pPr>
-        <w:pStyle w:val="ListBullet"/>
-        <w:spacing w:after="40"/>
-      </w:pPr>
-      <w:r>
-        <w:rPr>
-          <w:rFonts w:ascii="微软雅黑" w:hAnsi="微软雅黑" w:eastAsia="微软雅黑"/>
-          <w:b/>
-          <w:color w:val="D29922"/>
-          <w:sz w:val="22"/>
-        </w:rPr>
-        <w:t>市场宽度</w:t>
-      </w:r>
-      <w:r>
-        <w:rPr>
-          <w:rFonts w:ascii="微软雅黑" w:hAnsi="微软雅黑" w:eastAsia="微软雅黑"/>
-          <w:color w:val="1A1A1A"/>
-          <w:sz w:val="22"/>
-        </w:rPr>
-        <w:t>：涨跌比跌至19.3%，涨停家数仅11家，而跌停家数高达80家，市场宽度和情绪指标均触及短期冰点。极端的情绪冰点往往伴随着技术性反弹的孕育，但需等待明确的止跌信号。</w:t>
-      </w:r>
-    </w:p>
-    <w:p>
-      <w:pPr>
-        <w:pStyle w:val="ListBullet"/>
-        <w:spacing w:after="40"/>
-      </w:pPr>
-      <w:r>
-        <w:rPr>
-          <w:rFonts w:ascii="微软雅黑" w:hAnsi="微软雅黑" w:eastAsia="微软雅黑"/>
-          <w:b/>
-          <w:color w:val="D29922"/>
-          <w:sz w:val="22"/>
-        </w:rPr>
-        <w:t>量价关系</w:t>
-      </w:r>
-      <w:r>
-        <w:rPr>
-          <w:rFonts w:ascii="微软雅黑" w:hAnsi="微软雅黑" w:eastAsia="微软雅黑"/>
-          <w:color w:val="1A1A1A"/>
-          <w:sz w:val="22"/>
-        </w:rPr>
-        <w:t>：在非权重股普遍重挫的情况下，若总成交额未能放大，则表明恐慌盘尚未完全释放；若缩量，则说明买盘承接不足，下跌动能可能仍未衰竭。</w:t>
-      </w:r>
-    </w:p>
-    <w:p>
-      <w:pPr>
-        <w:pStyle w:val="Heading2"/>
+        <w:spacing w:after="120"/>
       </w:pPr>
       <w:r>
         <w:rPr>
@@ -773,76 +753,7 @@
           <w:color w:val="1A1A1A"/>
           <w:sz w:val="22"/>
         </w:rPr>
-        <w:t>宏观背景</w:t>
-      </w:r>
-    </w:p>
-    <w:p>
-      <w:pPr>
-        <w:pStyle w:val="ListBullet"/>
-        <w:spacing w:after="40"/>
-      </w:pPr>
-      <w:r>
-        <w:rPr>
-          <w:rFonts w:ascii="微软雅黑" w:hAnsi="微软雅黑" w:eastAsia="微软雅黑"/>
-          <w:b/>
-          <w:color w:val="D29922"/>
-          <w:sz w:val="22"/>
-        </w:rPr>
-        <w:t>通胀数据</w:t>
-      </w:r>
-      <w:r>
-        <w:rPr>
-          <w:rFonts w:ascii="微软雅黑" w:hAnsi="微软雅黑" w:eastAsia="微软雅黑"/>
-          <w:color w:val="1A1A1A"/>
-          <w:sz w:val="22"/>
-        </w:rPr>
-        <w:t>：CPI同比温和上涨1.0%，但PPI同比上涨4.1%，上游价格压力依然存在，可能继续挤压中下游企业利润，对成长股估值构成宏观层面的压制。</w:t>
-      </w:r>
-    </w:p>
-    <w:p>
-      <w:pPr>
-        <w:pStyle w:val="ListBullet"/>
-        <w:spacing w:after="40"/>
-      </w:pPr>
-      <w:r>
-        <w:rPr>
-          <w:rFonts w:ascii="微软雅黑" w:hAnsi="微软雅黑" w:eastAsia="微软雅黑"/>
-          <w:b/>
-          <w:color w:val="D29922"/>
-          <w:sz w:val="22"/>
-        </w:rPr>
-        <w:t>流动性环境</w:t>
-      </w:r>
-      <w:r>
-        <w:rPr>
-          <w:rFonts w:ascii="微软雅黑" w:hAnsi="微软雅黑" w:eastAsia="微软雅黑"/>
-          <w:color w:val="1A1A1A"/>
-          <w:sz w:val="22"/>
-        </w:rPr>
-        <w:t>：M2增速稳定在8.0%，但M1增速仅4.0%，M1-M2负剪刀差依然存在，反映企业资金活化程度不高。LPR连续14个月不变，宏观流动性整体平稳，缺乏强刺激预期。</w:t>
-      </w:r>
-    </w:p>
-    <w:p>
-      <w:pPr>
-        <w:pStyle w:val="ListBullet"/>
-        <w:spacing w:after="40"/>
-      </w:pPr>
-      <w:r>
-        <w:rPr>
-          <w:rFonts w:ascii="微软雅黑" w:hAnsi="微软雅黑" w:eastAsia="微软雅黑"/>
-          <w:b/>
-          <w:color w:val="D29922"/>
-          <w:sz w:val="22"/>
-        </w:rPr>
-        <w:t>国际传导</w:t>
-      </w:r>
-      <w:r>
-        <w:rPr>
-          <w:rFonts w:ascii="微软雅黑" w:hAnsi="微软雅黑" w:eastAsia="微软雅黑"/>
-          <w:color w:val="1A1A1A"/>
-          <w:sz w:val="22"/>
-        </w:rPr>
-        <w:t>：美股（尤其是纳斯达克）前夜下跌，对A股科技板块情绪有直接传导作用。在岸人民币小幅升值，整体外部环境复杂但未形成重大系统性风险。</w:t>
+        <w:t>当前宏观数据显示经济处于弱复苏状态（PMI 50.3，CPI 1.0%），流动性保持合理充裕（M2增8.0%），但社融结构及PPI 4.1%的数值显示复苏步伐温和，企业利润修复不均衡。银行净息差处于历史低位，限制了LPR下调空间。在此宏观组合下，市场自身缺乏全面上攻动力，对海外市场波动及内部结构性高估问题更为敏感，今日调整为内外因素共振下的风险集中释放。</w:t>
       </w:r>
     </w:p>
     <w:p>
@@ -860,75 +771,6 @@
     </w:p>
     <w:p>
       <w:pPr>
-        <w:pStyle w:val="ListBullet"/>
-        <w:spacing w:after="40"/>
-      </w:pPr>
-      <w:r>
-        <w:rPr>
-          <w:rFonts w:ascii="微软雅黑" w:hAnsi="微软雅黑" w:eastAsia="微软雅黑"/>
-          <w:b/>
-          <w:color w:val="D29922"/>
-          <w:sz w:val="22"/>
-        </w:rPr>
-        <w:t>小盘股流动性风险</w:t>
-      </w:r>
-      <w:r>
-        <w:rPr>
-          <w:rFonts w:ascii="微软雅黑" w:hAnsi="微软雅黑" w:eastAsia="微软雅黑"/>
-          <w:color w:val="1A1A1A"/>
-          <w:sz w:val="22"/>
-        </w:rPr>
-        <w:t>：科创50、创业板及次新股出现批量跌停和大幅下跌，需警惕杠杆资金和量化策略的连锁平仓风险，防止流动性螺旋负反馈。</w:t>
-      </w:r>
-    </w:p>
-    <w:p>
-      <w:pPr>
-        <w:pStyle w:val="ListBullet"/>
-        <w:spacing w:after="40"/>
-      </w:pPr>
-      <w:r>
-        <w:rPr>
-          <w:rFonts w:ascii="微软雅黑" w:hAnsi="微软雅黑" w:eastAsia="微软雅黑"/>
-          <w:b/>
-          <w:color w:val="D29922"/>
-          <w:sz w:val="22"/>
-        </w:rPr>
-        <w:t>情绪风险</w:t>
-      </w:r>
-      <w:r>
-        <w:rPr>
-          <w:rFonts w:ascii="微软雅黑" w:hAnsi="微软雅黑" w:eastAsia="微软雅黑"/>
-          <w:color w:val="1A1A1A"/>
-          <w:sz w:val="22"/>
-        </w:rPr>
-        <w:t>：80家跌停与近80%个股下跌显示市场情绪极度低迷，悲观情绪可能自加强并形成踩踏，需关注恐慌盘是否在后续交易日继续涌出。</w:t>
-      </w:r>
-    </w:p>
-    <w:p>
-      <w:pPr>
-        <w:pStyle w:val="ListBullet"/>
-        <w:spacing w:after="40"/>
-      </w:pPr>
-      <w:r>
-        <w:rPr>
-          <w:rFonts w:ascii="微软雅黑" w:hAnsi="微软雅黑" w:eastAsia="微软雅黑"/>
-          <w:b/>
-          <w:color w:val="D29922"/>
-          <w:sz w:val="22"/>
-        </w:rPr>
-        <w:t>板块轮动风险</w:t>
-      </w:r>
-      <w:r>
-        <w:rPr>
-          <w:rFonts w:ascii="微软雅黑" w:hAnsi="微软雅黑" w:eastAsia="微软雅黑"/>
-          <w:color w:val="1A1A1A"/>
-          <w:sz w:val="22"/>
-        </w:rPr>
-        <w:t>：防御性板块（酿酒、金融）护盘难以持久，若其出现补跌，而科技股未能止跌，则指数可能面临共振下行的风险。明日重点关注防御性板块的持续性和科技股能否出现止跌企稳信号。</w:t>
-      </w:r>
-    </w:p>
-    <w:p>
-      <w:pPr>
         <w:spacing w:after="120"/>
       </w:pPr>
       <w:r>
@@ -937,7 +779,7 @@
           <w:color w:val="1A1A1A"/>
           <w:sz w:val="22"/>
         </w:rPr>
-        <w:t>⚠️ 免责声明：本报告由 AI 自动生成，仅供参考，不构成任何投资建议。投资有风险，入市需谨慎。报告中的数据来源于公开接口，不对其准确性做任何保证。</w:t>
+        <w:t>当前市场主要风险点在于高估值成长股的加速去泡沫化，该过程确立后往往伴随多杀多的负反馈循环。需警惕科创50和创业板指的持续失血对全市场人气的拖累。同时，防御性板块的抱团若无法持续，可能引发指数的二次探底。美股科技股的后续表现是重要的外部风险变量。</w:t>
       </w:r>
     </w:p>
     <w:p/>

--- a/reports/2026-07-30/1500.docx
+++ b/reports/2026-07-30/1500.docx
@@ -385,7 +385,7 @@
           <w:color w:val="1A1A1A"/>
           <w:sz w:val="22"/>
         </w:rPr>
-        <w:t>全日综述</w:t>
+        <w:t>📊 市场概览</w:t>
       </w:r>
     </w:p>
     <w:p>
@@ -398,7 +398,7 @@
           <w:color w:val="1A1A1A"/>
           <w:sz w:val="22"/>
         </w:rPr>
-        <w:t>宏观数据带来的复苏预期未能拯救市场，今日A股遭遇单边普跌。小盘成长与科技股成为重灾区，资金从高估值赛道向以酿酒、金融、石油为代表的低估值价值板块进行极端防御性迁徙。市场赚钱效应极差，恐慌情绪在下午加速蔓延，直接原因是隔夜美股科技股的大幅回撤传导至A股共振。</w:t>
+        <w:t>今日A股市场遭遇普跌，创业板与科创板成为重灾区。主要指数悉数低开低走，科创50指数放量暴跌逾5%，市场赚钱效应极差，仅193家个股上涨，超80家个股跌停。防御性板块（酿酒、金融）及部分周期股获得资金避险流入，但难以抵消科技成长股集体杀跌带来的冲击。</w:t>
       </w:r>
     </w:p>
     <w:p>
@@ -411,7 +411,320 @@
           <w:color w:val="1A1A1A"/>
           <w:sz w:val="22"/>
         </w:rPr>
-        <w:t>核心指数分析</w:t>
+        <w:t>📈 核心指标</w:t>
+      </w:r>
+    </w:p>
+    <w:p>
+      <w:pPr>
+        <w:pStyle w:val="ListBullet"/>
+        <w:spacing w:after="40"/>
+      </w:pPr>
+      <w:r>
+        <w:rPr>
+          <w:rFonts w:ascii="微软雅黑" w:hAnsi="微软雅黑" w:eastAsia="微软雅黑"/>
+          <w:b/>
+          <w:color w:val="D29922"/>
+          <w:sz w:val="22"/>
+        </w:rPr>
+        <w:t>涨跌比：</w:t>
+      </w:r>
+      <w:r>
+        <w:rPr>
+          <w:rFonts w:ascii="微软雅黑" w:hAnsi="微软雅黑" w:eastAsia="微软雅黑"/>
+          <w:color w:val="1A1A1A"/>
+          <w:sz w:val="22"/>
+        </w:rPr>
+        <w:t>193:797，仅19.3%个股上涨。市场宽度极端恶化，呈现普跌格局。</w:t>
+      </w:r>
+    </w:p>
+    <w:p>
+      <w:pPr>
+        <w:pStyle w:val="ListBullet"/>
+        <w:spacing w:after="40"/>
+      </w:pPr>
+      <w:r>
+        <w:rPr>
+          <w:rFonts w:ascii="微软雅黑" w:hAnsi="微软雅黑" w:eastAsia="微软雅黑"/>
+          <w:b/>
+          <w:color w:val="D29922"/>
+          <w:sz w:val="22"/>
+        </w:rPr>
+        <w:t>成交额：</w:t>
+      </w:r>
+      <w:r>
+        <w:rPr>
+          <w:rFonts w:ascii="微软雅黑" w:hAnsi="微软雅黑" w:eastAsia="微软雅黑"/>
+          <w:color w:val="1A1A1A"/>
+          <w:sz w:val="22"/>
+        </w:rPr>
+        <w:t>总量数据缺失，但从成交量与平均换手率（4.62%）看，为放量下跌，恐慌盘与获利盘涌出迹象明显。</w:t>
+      </w:r>
+    </w:p>
+    <w:p>
+      <w:pPr>
+        <w:pStyle w:val="ListBullet"/>
+        <w:spacing w:after="40"/>
+      </w:pPr>
+      <w:r>
+        <w:rPr>
+          <w:rFonts w:ascii="微软雅黑" w:hAnsi="微软雅黑" w:eastAsia="微软雅黑"/>
+          <w:b/>
+          <w:color w:val="D29922"/>
+          <w:sz w:val="22"/>
+        </w:rPr>
+        <w:t>北向资金：</w:t>
+      </w:r>
+      <w:r>
+        <w:rPr>
+          <w:rFonts w:ascii="微软雅黑" w:hAnsi="微软雅黑" w:eastAsia="微软雅黑"/>
+          <w:color w:val="1A1A1A"/>
+          <w:sz w:val="22"/>
+        </w:rPr>
+        <w:t>净流出30.68亿，其中深市净流出21.4亿，显示外资对高估值成长板块的减持压力更大。</w:t>
+      </w:r>
+    </w:p>
+    <w:p>
+      <w:pPr>
+        <w:pStyle w:val="ListBullet"/>
+        <w:spacing w:after="40"/>
+      </w:pPr>
+      <w:r>
+        <w:rPr>
+          <w:rFonts w:ascii="微软雅黑" w:hAnsi="微软雅黑" w:eastAsia="微软雅黑"/>
+          <w:b/>
+          <w:color w:val="D29922"/>
+          <w:sz w:val="22"/>
+        </w:rPr>
+        <w:t>资金流（样本）：</w:t>
+      </w:r>
+      <w:r>
+        <w:rPr>
+          <w:rFonts w:ascii="微软雅黑" w:hAnsi="微软雅黑" w:eastAsia="微软雅黑"/>
+          <w:color w:val="1A1A1A"/>
+          <w:sz w:val="22"/>
+        </w:rPr>
+        <w:t>大单净流入49.65亿，与整体普跌出现背离，部分资金在下跌中逆势吸纳少数权重或防御标的。</w:t>
+      </w:r>
+    </w:p>
+    <w:p>
+      <w:pPr>
+        <w:pStyle w:val="Heading2"/>
+      </w:pPr>
+      <w:r>
+        <w:rPr>
+          <w:rFonts w:ascii="微软雅黑" w:hAnsi="微软雅黑" w:eastAsia="微软雅黑"/>
+          <w:color w:val="1A1A1A"/>
+          <w:sz w:val="22"/>
+        </w:rPr>
+        <w:t>🔥 板块热点</w:t>
+      </w:r>
+    </w:p>
+    <w:p>
+      <w:pPr>
+        <w:spacing w:after="120"/>
+      </w:pPr>
+      <w:r>
+        <w:rPr>
+          <w:rFonts w:ascii="微软雅黑" w:hAnsi="微软雅黑" w:eastAsia="微软雅黑"/>
+          <w:b/>
+          <w:color w:val="D29922"/>
+          <w:sz w:val="22"/>
+        </w:rPr>
+        <w:t>领涨主线：</w:t>
+      </w:r>
+      <w:r>
+        <w:rPr>
+          <w:rFonts w:ascii="微软雅黑" w:hAnsi="微软雅黑" w:eastAsia="微软雅黑"/>
+          <w:color w:val="1A1A1A"/>
+          <w:sz w:val="22"/>
+        </w:rPr>
+        <w:t>安全资产与通胀受益逻辑占优。</w:t>
+      </w:r>
+    </w:p>
+    <w:p>
+      <w:pPr>
+        <w:pStyle w:val="ListBullet"/>
+        <w:spacing w:after="40"/>
+      </w:pPr>
+      <w:r>
+        <w:rPr>
+          <w:rFonts w:ascii="微软雅黑" w:hAnsi="微软雅黑" w:eastAsia="微软雅黑"/>
+          <w:b/>
+          <w:color w:val="D29922"/>
+          <w:sz w:val="22"/>
+        </w:rPr>
+        <w:t>酿酒行业 (+2.21%)、金融行业 (+0.15%)：</w:t>
+      </w:r>
+      <w:r>
+        <w:rPr>
+          <w:rFonts w:ascii="微软雅黑" w:hAnsi="微软雅黑" w:eastAsia="微软雅黑"/>
+          <w:color w:val="1A1A1A"/>
+          <w:sz w:val="22"/>
+        </w:rPr>
+        <w:t>典型的防御性抱团，资金在不确定性中寻找业绩确定性高和低估值的避风港。</w:t>
+      </w:r>
+    </w:p>
+    <w:p>
+      <w:pPr>
+        <w:pStyle w:val="ListBullet"/>
+        <w:spacing w:after="40"/>
+      </w:pPr>
+      <w:r>
+        <w:rPr>
+          <w:rFonts w:ascii="微软雅黑" w:hAnsi="微软雅黑" w:eastAsia="微软雅黑"/>
+          <w:b/>
+          <w:color w:val="D29922"/>
+          <w:sz w:val="22"/>
+        </w:rPr>
+        <w:t>石油行业 (+0.19%)、农药化肥 (+0.14%)：</w:t>
+      </w:r>
+      <w:r>
+        <w:rPr>
+          <w:rFonts w:ascii="微软雅黑" w:hAnsi="微软雅黑" w:eastAsia="微软雅黑"/>
+          <w:color w:val="1A1A1A"/>
+          <w:sz w:val="22"/>
+        </w:rPr>
+        <w:t>受益于国际油价高位震荡及农业品价格上涨的周期性板块，获得部分从成长股流出的资金。</w:t>
+      </w:r>
+    </w:p>
+    <w:p>
+      <w:pPr>
+        <w:spacing w:after="120"/>
+      </w:pPr>
+      <w:r>
+        <w:rPr>
+          <w:rFonts w:ascii="微软雅黑" w:hAnsi="微软雅黑" w:eastAsia="微软雅黑"/>
+          <w:b/>
+          <w:color w:val="D29922"/>
+          <w:sz w:val="22"/>
+        </w:rPr>
+        <w:t>重灾区：</w:t>
+      </w:r>
+      <w:r>
+        <w:rPr>
+          <w:rFonts w:ascii="微软雅黑" w:hAnsi="微软雅黑" w:eastAsia="微软雅黑"/>
+          <w:color w:val="1A1A1A"/>
+          <w:sz w:val="22"/>
+        </w:rPr>
+        <w:t>全面溃败的泛科技与北证板块。</w:t>
+      </w:r>
+    </w:p>
+    <w:p>
+      <w:pPr>
+        <w:pStyle w:val="ListBullet"/>
+        <w:spacing w:after="40"/>
+      </w:pPr>
+      <w:r>
+        <w:rPr>
+          <w:rFonts w:ascii="微软雅黑" w:hAnsi="微软雅黑" w:eastAsia="微软雅黑"/>
+          <w:b/>
+          <w:color w:val="D29922"/>
+          <w:sz w:val="22"/>
+        </w:rPr>
+        <w:t>次新股 (-5.19%)：</w:t>
+      </w:r>
+      <w:r>
+        <w:rPr>
+          <w:rFonts w:ascii="微软雅黑" w:hAnsi="微软雅黑" w:eastAsia="微软雅黑"/>
+          <w:color w:val="1A1A1A"/>
+          <w:sz w:val="22"/>
+        </w:rPr>
+        <w:t>流动性挤压下的重灾区，市场风险偏好急剧下降，高换手博弈的次新股被率先抛售。</w:t>
+      </w:r>
+    </w:p>
+    <w:p>
+      <w:pPr>
+        <w:pStyle w:val="ListBullet"/>
+        <w:spacing w:after="40"/>
+      </w:pPr>
+      <w:r>
+        <w:rPr>
+          <w:rFonts w:ascii="微软雅黑" w:hAnsi="微软雅黑" w:eastAsia="微软雅黑"/>
+          <w:b/>
+          <w:color w:val="D29922"/>
+          <w:sz w:val="22"/>
+        </w:rPr>
+        <w:t>电子器件 (-1.23%)、电子信息 (-0.54%)：</w:t>
+      </w:r>
+      <w:r>
+        <w:rPr>
+          <w:rFonts w:ascii="微软雅黑" w:hAnsi="微软雅黑" w:eastAsia="微软雅黑"/>
+          <w:color w:val="1A1A1A"/>
+          <w:sz w:val="22"/>
+        </w:rPr>
+        <w:t>以科创50为代表的半导体、电子板块是今日杀跌主力。高估值、交易拥挤，叠加隔夜美股科技股大跌的传导效应，引发踩踏。</w:t>
+      </w:r>
+    </w:p>
+    <w:p>
+      <w:pPr>
+        <w:pStyle w:val="Heading2"/>
+      </w:pPr>
+      <w:r>
+        <w:rPr>
+          <w:rFonts w:ascii="微软雅黑" w:hAnsi="微软雅黑" w:eastAsia="微软雅黑"/>
+          <w:color w:val="1A1A1A"/>
+          <w:sz w:val="22"/>
+        </w:rPr>
+        <w:t>🛠️ 技术信号</w:t>
+      </w:r>
+    </w:p>
+    <w:p>
+      <w:pPr>
+        <w:spacing w:after="120"/>
+      </w:pPr>
+      <w:r>
+        <w:rPr>
+          <w:rFonts w:ascii="微软雅黑" w:hAnsi="微软雅黑" w:eastAsia="微软雅黑"/>
+          <w:color w:val="1A1A1A"/>
+          <w:sz w:val="22"/>
+        </w:rPr>
+        <w:t>主要指数技术形态全面恶化，空头信号共振。</w:t>
+      </w:r>
+    </w:p>
+    <w:p>
+      <w:pPr>
+        <w:pStyle w:val="ListBullet"/>
+        <w:spacing w:after="40"/>
+      </w:pPr>
+      <w:r>
+        <w:rPr>
+          <w:rFonts w:ascii="微软雅黑" w:hAnsi="微软雅黑" w:eastAsia="微软雅黑"/>
+          <w:b/>
+          <w:color w:val="D29922"/>
+          <w:sz w:val="22"/>
+        </w:rPr>
+        <w:t>科创50：</w:t>
+      </w:r>
+      <w:r>
+        <w:rPr>
+          <w:rFonts w:ascii="微软雅黑" w:hAnsi="微软雅黑" w:eastAsia="微软雅黑"/>
+          <w:color w:val="1A1A1A"/>
+          <w:sz w:val="22"/>
+        </w:rPr>
+        <w:t>巨量长阴线，有效跌破60日均线关键中期支撑，MACD死叉后绿柱急剧放大，RSI快速下探至弱势区间，短期头部结构确立，下行空间打开。</w:t>
+      </w:r>
+    </w:p>
+    <w:p>
+      <w:pPr>
+        <w:pStyle w:val="ListBullet"/>
+        <w:spacing w:after="40"/>
+      </w:pPr>
+      <w:r>
+        <w:rPr>
+          <w:rFonts w:ascii="微软雅黑" w:hAnsi="微软雅黑" w:eastAsia="微软雅黑"/>
+          <w:b/>
+          <w:color w:val="D29922"/>
+          <w:sz w:val="22"/>
+        </w:rPr>
+        <w:t>创业板指：</w:t>
+      </w:r>
+      <w:r>
+        <w:rPr>
+          <w:rFonts w:ascii="微软雅黑" w:hAnsi="微软雅黑" w:eastAsia="微软雅黑"/>
+          <w:color w:val="1A1A1A"/>
+          <w:sz w:val="22"/>
+        </w:rPr>
+        <w:t>跳空低开，跌幅远超主板，K线实体阴线巨大，一阴穿多线，指标空头动能强劲，需考验前期低点平台支撑。</w:t>
       </w:r>
     </w:p>
     <w:p>
@@ -434,7 +747,20 @@
           <w:color w:val="1A1A1A"/>
           <w:sz w:val="22"/>
         </w:rPr>
-        <w:t>跌幅-0.62%，表现最为抗跌，主要受银行、石油及白酒等权重板块护盘支撑。但高开低走的放量阴线表明上方抛压沉重，多方仅能勉强维持指数。</w:t>
+        <w:t>相对抗跌，目前仍守在3800点整数关口与60日线附近，但其余指数弱势下，该支撑位的可靠性存疑，更多是依赖金融等权重股的护盘。</w:t>
+      </w:r>
+    </w:p>
+    <w:p>
+      <w:pPr>
+        <w:pStyle w:val="Heading2"/>
+      </w:pPr>
+      <w:r>
+        <w:rPr>
+          <w:rFonts w:ascii="微软雅黑" w:hAnsi="微软雅黑" w:eastAsia="微软雅黑"/>
+          <w:color w:val="1A1A1A"/>
+          <w:sz w:val="22"/>
+        </w:rPr>
+        <w:t>🔍 量化视角</w:t>
       </w:r>
     </w:p>
     <w:p>
@@ -449,7 +775,7 @@
           <w:color w:val="D29922"/>
           <w:sz w:val="22"/>
         </w:rPr>
-        <w:t>创业板指：</w:t>
+        <w:t>资金分流与马太效应：</w:t>
       </w:r>
       <w:r>
         <w:rPr>
@@ -457,7 +783,7 @@
           <w:color w:val="1A1A1A"/>
           <w:sz w:val="22"/>
         </w:rPr>
-        <w:t>重挫-3.97%，呈现典型的放量破位下杀形态。作为成长股的核心风向标，此根大阴线宣告前期反弹结构被破坏，下方寻底过程将开启。</w:t>
+        <w:t>样本大单资金逆势净流入，而同期北向资金与整体市场净流出，表明内资主力在白酒、金融等板块采取了显著的集中式防守策略，加剧了其他板块的失血。</w:t>
       </w:r>
     </w:p>
     <w:p>
@@ -472,7 +798,7 @@
           <w:color w:val="D29922"/>
           <w:sz w:val="22"/>
         </w:rPr>
-        <w:t>科创50：</w:t>
+        <w:t>市场宽度崩溃：</w:t>
       </w:r>
       <w:r>
         <w:rPr>
@@ -480,7 +806,7 @@
           <w:color w:val="1A1A1A"/>
           <w:sz w:val="22"/>
         </w:rPr>
-        <w:t>暴跌-5.38%，为本轮调整的震中。板块内半导体、AI等核心标的出现踩踏式出逃，大量资金不计成本离场，短期需回避该板块风险。</w:t>
+        <w:t>19.3%的上涨比率是极端信号。弱势行情下，此信号通常预示着后续即使指数反抽，大量边缘个股也难以跟随修复，应聚焦于强势板块的结构性机会。</w:t>
       </w:r>
     </w:p>
     <w:p>
@@ -495,7 +821,7 @@
           <w:color w:val="D29922"/>
           <w:sz w:val="22"/>
         </w:rPr>
-        <w:t>沪深300/中证500：</w:t>
+        <w:t>逼空退潮：</w:t>
       </w:r>
       <w:r>
         <w:rPr>
@@ -503,7 +829,7 @@
           <w:color w:val="1A1A1A"/>
           <w:sz w:val="22"/>
         </w:rPr>
-        <w:t>沪深300跌-1.10%，抗跌性仅次于上证指数；而中证500大跌-2.86%，反映中小市值品种的资金流出更为显著，市场风格极度偏向大盘价值。</w:t>
+        <w:t>次新股与半导体板块中大量跌停个股前期累积了巨大涨幅，今日的放量长阴是典型的投机资金撤离信号，短期应坚决回避。</w:t>
       </w:r>
     </w:p>
     <w:p>
@@ -516,33 +842,7 @@
           <w:color w:val="1A1A1A"/>
           <w:sz w:val="22"/>
         </w:rPr>
-        <w:t>量价关系</w:t>
-      </w:r>
-    </w:p>
-    <w:p>
-      <w:pPr>
-        <w:spacing w:after="120"/>
-      </w:pPr>
-      <w:r>
-        <w:rPr>
-          <w:rFonts w:ascii="微软雅黑" w:hAnsi="微软雅黑" w:eastAsia="微软雅黑"/>
-          <w:color w:val="1A1A1A"/>
-          <w:sz w:val="22"/>
-        </w:rPr>
-        <w:t>今日为典型的放量下跌格局。主要指数成交量均显著高于前几个交易日，尤其是创业板和科创板呈现倍量长阴结构。下跌有量印证了卖压的真实与沉重，资金离场意愿坚决。上证指数的放量滞涨（高开低走）同样不是乐观信号，需警惕后续护盘资金一旦松懈，指数将迎来补跌。</w:t>
-      </w:r>
-    </w:p>
-    <w:p>
-      <w:pPr>
-        <w:pStyle w:val="Heading2"/>
-      </w:pPr>
-      <w:r>
-        <w:rPr>
-          <w:rFonts w:ascii="微软雅黑" w:hAnsi="微软雅黑" w:eastAsia="微软雅黑"/>
-          <w:color w:val="1A1A1A"/>
-          <w:sz w:val="22"/>
-        </w:rPr>
-        <w:t>板块热点与轮动</w:t>
+        <w:t>🌍 宏观背景</w:t>
       </w:r>
     </w:p>
     <w:p>
@@ -557,7 +857,7 @@
           <w:color w:val="D29922"/>
           <w:sz w:val="22"/>
         </w:rPr>
-        <w:t>领涨板块：</w:t>
+        <w:t>PMI（50.3）：</w:t>
       </w:r>
       <w:r>
         <w:rPr>
@@ -565,7 +865,7 @@
           <w:color w:val="1A1A1A"/>
           <w:sz w:val="22"/>
         </w:rPr>
-        <w:t>酿酒行业(+2.21%)、石油行业(+0.19%)、金融行业(+0.15%)、农药化肥(+0.14%)、酒店旅游(+0.08%)。驱动逻辑清晰：纯防御性配置及通胀受益。白酒凭借确定性和低估值成为避险资金首选；金融、石油等高股息板块获得维稳资金关注。</w:t>
+        <w:t>经济持续处于扩张区间，但力度偏弱，不支持全面牛市，结构分化是常态。</w:t>
       </w:r>
     </w:p>
     <w:p>
@@ -580,7 +880,7 @@
           <w:color w:val="D29922"/>
           <w:sz w:val="22"/>
         </w:rPr>
-        <w:t>领跌板块：</w:t>
+        <w:t>货币政策（LPR 5Y: 3.5%）：</w:t>
       </w:r>
       <w:r>
         <w:rPr>
@@ -588,77 +888,7 @@
           <w:color w:val="1A1A1A"/>
           <w:sz w:val="22"/>
         </w:rPr>
-        <w:t>次新股(-5.19%)、电子器件(-1.23%)、机械行业(-0.75%)、仪器仪表(-0.59%)。次新股崩盘式下跌反映市场风险偏好骤降至冰点，活跃投机资金全面撤退。科技电子板块则是受美股映射及内部获利盘兑现的双重打击。</w:t>
-      </w:r>
-    </w:p>
-    <w:p>
-      <w:pPr>
-        <w:pStyle w:val="Heading2"/>
-      </w:pPr>
-      <w:r>
-        <w:rPr>
-          <w:rFonts w:ascii="微软雅黑" w:hAnsi="微软雅黑" w:eastAsia="微软雅黑"/>
-          <w:color w:val="1A1A1A"/>
-          <w:sz w:val="22"/>
-        </w:rPr>
-        <w:t>资金面分析</w:t>
-      </w:r>
-    </w:p>
-    <w:p>
-      <w:pPr>
-        <w:spacing w:after="120"/>
-      </w:pPr>
-      <w:r>
-        <w:rPr>
-          <w:rFonts w:ascii="微软雅黑" w:hAnsi="微软雅黑" w:eastAsia="微软雅黑"/>
-          <w:b/>
-          <w:color w:val="D29922"/>
-          <w:sz w:val="22"/>
-        </w:rPr>
-        <w:t>北向资金：</w:t>
-      </w:r>
-      <w:r>
-        <w:rPr>
-          <w:rFonts w:ascii="微软雅黑" w:hAnsi="微软雅黑" w:eastAsia="微软雅黑"/>
-          <w:color w:val="1A1A1A"/>
-          <w:sz w:val="22"/>
-        </w:rPr>
-        <w:t>全天净流出-30.68亿元，其中深股通净流出-21.4亿元，沪股通净流出-9.28亿元。外资流出方向与市场风格切换高度一致，即坚决减持深市成长股，流出沪市的幅度相对克制，甚至可能在部分金融消费权重股上有调仓防守动作。</w:t>
-      </w:r>
-    </w:p>
-    <w:p>
-      <w:pPr>
-        <w:spacing w:after="120"/>
-      </w:pPr>
-      <w:r>
-        <w:rPr>
-          <w:rFonts w:ascii="微软雅黑" w:hAnsi="微软雅黑" w:eastAsia="微软雅黑"/>
-          <w:b/>
-          <w:color w:val="D29922"/>
-          <w:sz w:val="22"/>
-        </w:rPr>
-        <w:t>资金流结构：</w:t>
-      </w:r>
-      <w:r>
-        <w:rPr>
-          <w:rFonts w:ascii="微软雅黑" w:hAnsi="微软雅黑" w:eastAsia="微软雅黑"/>
-          <w:color w:val="1A1A1A"/>
-          <w:sz w:val="22"/>
-        </w:rPr>
-        <w:t>数据显示，在普跌背景下，大单资金净流入49.65亿元，资金逆势流入的标的高度集中在金融、白酒等少数权重防御板块，市场呈现极端二八分化。</w:t>
-      </w:r>
-    </w:p>
-    <w:p>
-      <w:pPr>
-        <w:pStyle w:val="Heading2"/>
-      </w:pPr>
-      <w:r>
-        <w:rPr>
-          <w:rFonts w:ascii="微软雅黑" w:hAnsi="微软雅黑" w:eastAsia="微软雅黑"/>
-          <w:color w:val="1A1A1A"/>
-          <w:sz w:val="22"/>
-        </w:rPr>
-        <w:t>量化视角与市场宽度</w:t>
+        <w:t>利率已处低位，净息差制约进一步宽松空间。流动性并非当前市场主要矛盾，估值与交易结构才是核心变量。</w:t>
       </w:r>
     </w:p>
     <w:p>
@@ -673,7 +903,7 @@
           <w:color w:val="D29922"/>
           <w:sz w:val="22"/>
         </w:rPr>
-        <w:t>市场宽度极差：</w:t>
+        <w:t>通胀剪刀差（PPI 4.1% vs CPI 1.0%）：</w:t>
       </w:r>
       <w:r>
         <w:rPr>
@@ -681,7 +911,20 @@
           <w:color w:val="1A1A1A"/>
           <w:sz w:val="22"/>
         </w:rPr>
-        <w:t>全市场上涨家数仅193家，下跌797家，涨跌比不足1:4，为近期冰点。涨跌停家数比为11:80，真实跌停（剔除ST）家数远多于涨停，恐慌情绪弥漫。</w:t>
+        <w:t>上游原材料价格高位，中下游企业利润承压，这对缺乏议价能力的科技制造业构成潜在压制，也解释了部分资金向上游周期股切换的逻辑。</w:t>
+      </w:r>
+    </w:p>
+    <w:p>
+      <w:pPr>
+        <w:pStyle w:val="Heading2"/>
+      </w:pPr>
+      <w:r>
+        <w:rPr>
+          <w:rFonts w:ascii="微软雅黑" w:hAnsi="微软雅黑" w:eastAsia="微软雅黑"/>
+          <w:color w:val="1A1A1A"/>
+          <w:sz w:val="22"/>
+        </w:rPr>
+        <w:t>⚠️ 风险提示</w:t>
       </w:r>
     </w:p>
     <w:p>
@@ -696,7 +939,7 @@
           <w:color w:val="D29922"/>
           <w:sz w:val="22"/>
         </w:rPr>
-        <w:t>技术信号共振：</w:t>
+        <w:t>成长股负反馈风险：</w:t>
       </w:r>
       <w:r>
         <w:rPr>
@@ -704,7 +947,7 @@
           <w:color w:val="1A1A1A"/>
           <w:sz w:val="22"/>
         </w:rPr>
-        <w:t>主要指数尤其是创业板和科创板，日线MACD指标形成死叉，RSI快速进入弱势区间，KDJ向下发散，多项指标均指向短期空头趋势确立。</w:t>
+        <w:t>科创50、创业板破位后，可能触发更多的趋势交易资金和止损盘离场，形成“下跌-抛售”的负向循环。</w:t>
       </w:r>
     </w:p>
     <w:p>
@@ -719,7 +962,7 @@
           <w:color w:val="D29922"/>
           <w:sz w:val="22"/>
         </w:rPr>
-        <w:t>风格因子暴露：</w:t>
+        <w:t>强势股补跌可能：</w:t>
       </w:r>
       <w:r>
         <w:rPr>
@@ -727,20 +970,30 @@
           <w:color w:val="1A1A1A"/>
           <w:sz w:val="22"/>
         </w:rPr>
-        <w:t>今日核心因子是“市值”和“价值”。大盘因子和价值因子获取显著正收益，而小盘、成长、高贝塔因子均为重灾区。量化策略大面积失效，处于回撤期。</w:t>
+        <w:t>若市场悲观情绪蔓延，当前抱团的酿酒、金融等避险板块可能面临获利盘和解套盘的双重压力，出现补跌。</w:t>
       </w:r>
     </w:p>
     <w:p>
       <w:pPr>
-        <w:pStyle w:val="Heading2"/>
+        <w:pStyle w:val="ListBullet"/>
+        <w:spacing w:after="40"/>
       </w:pPr>
+      <w:r>
+        <w:rPr>
+          <w:rFonts w:ascii="微软雅黑" w:hAnsi="微软雅黑" w:eastAsia="微软雅黑"/>
+          <w:b/>
+          <w:color w:val="D29922"/>
+          <w:sz w:val="22"/>
+        </w:rPr>
+        <w:t>外部传导不确定性：</w:t>
+      </w:r>
       <w:r>
         <w:rPr>
           <w:rFonts w:ascii="微软雅黑" w:hAnsi="微软雅黑" w:eastAsia="微软雅黑"/>
           <w:color w:val="1A1A1A"/>
           <w:sz w:val="22"/>
         </w:rPr>
-        <w:t>宏观背景映射</w:t>
+        <w:t>隔夜美股科技股重挫，需警惕今晚美股是否继续下跌，对明日A股相关板块形成二次冲击。</w:t>
       </w:r>
     </w:p>
     <w:p>
@@ -750,36 +1003,19 @@
       <w:r>
         <w:rPr>
           <w:rFonts w:ascii="微软雅黑" w:hAnsi="微软雅黑" w:eastAsia="微软雅黑"/>
-          <w:color w:val="1A1A1A"/>
+          <w:b/>
+          <w:color w:val="D29922"/>
           <w:sz w:val="22"/>
         </w:rPr>
-        <w:t>当前宏观数据显示经济处于弱复苏状态（PMI 50.3，CPI 1.0%），流动性保持合理充裕（M2增8.0%），但社融结构及PPI 4.1%的数值显示复苏步伐温和，企业利润修复不均衡。银行净息差处于历史低位，限制了LPR下调空间。在此宏观组合下，市场自身缺乏全面上攻动力，对海外市场波动及内部结构性高估问题更为敏感，今日调整为内外因素共振下的风险集中释放。</w:t>
+        <w:t>免责声明：</w:t>
       </w:r>
-    </w:p>
-    <w:p>
-      <w:pPr>
-        <w:pStyle w:val="Heading2"/>
-      </w:pPr>
       <w:r>
         <w:rPr>
           <w:rFonts w:ascii="微软雅黑" w:hAnsi="微软雅黑" w:eastAsia="微软雅黑"/>
           <w:color w:val="1A1A1A"/>
           <w:sz w:val="22"/>
         </w:rPr>
-        <w:t>风险提示</w:t>
-      </w:r>
-    </w:p>
-    <w:p>
-      <w:pPr>
-        <w:spacing w:after="120"/>
-      </w:pPr>
-      <w:r>
-        <w:rPr>
-          <w:rFonts w:ascii="微软雅黑" w:hAnsi="微软雅黑" w:eastAsia="微软雅黑"/>
-          <w:color w:val="1A1A1A"/>
-          <w:sz w:val="22"/>
-        </w:rPr>
-        <w:t>当前市场主要风险点在于高估值成长股的加速去泡沫化，该过程确立后往往伴随多杀多的负反馈循环。需警惕科创50和创业板指的持续失血对全市场人气的拖累。同时，防御性板块的抱团若无法持续，可能引发指数的二次探底。美股科技股的后续表现是重要的外部风险变量。</w:t>
+        <w:t>本报告由 AI 自动生成，仅供参考，不构成任何投资建议。投资有风险，入市需谨慎。报告中的数据来源于公开接口，不对其准确性做任何保证。</w:t>
       </w:r>
     </w:p>
     <w:p/>

--- a/reports/2026-07-30/1500.docx
+++ b/reports/2026-07-30/1500.docx
@@ -398,7 +398,7 @@
           <w:color w:val="1A1A1A"/>
           <w:sz w:val="22"/>
         </w:rPr>
-        <w:t>今日A股市场遭遇普跌，创业板与科创板成为重灾区。主要指数悉数低开低走，科创50指数放量暴跌逾5%，市场赚钱效应极差，仅193家个股上涨，超80家个股跌停。防御性板块（酿酒、金融）及部分周期股获得资金避险流入，但难以抵消科技成长股集体杀跌带来的冲击。</w:t>
+        <w:t>今日市场呈现指数与个股共振下杀的格局，上证指数相对抗跌但深市与双创板块已出现技术性破位。资金从高估值科技成长股向防御性消费与金融板块迁移，形成典型的“二八分化”避险结构。市场情绪进入冰点，超八成个股收跌，亏钱效应显著放大。</w:t>
       </w:r>
     </w:p>
     <w:p>
@@ -426,7 +426,7 @@
           <w:color w:val="D29922"/>
           <w:sz w:val="22"/>
         </w:rPr>
-        <w:t>涨跌比：</w:t>
+        <w:t>涨跌比</w:t>
       </w:r>
       <w:r>
         <w:rPr>
@@ -434,7 +434,7 @@
           <w:color w:val="1A1A1A"/>
           <w:sz w:val="22"/>
         </w:rPr>
-        <w:t>193:797，仅19.3%个股上涨。市场宽度极端恶化，呈现普跌格局。</w:t>
+        <w:t>：193:797（上涨占比仅19.3%），近八成个股下跌，市场宽度极度收缩，为近期情绪冰点。</w:t>
       </w:r>
     </w:p>
     <w:p>
@@ -449,7 +449,7 @@
           <w:color w:val="D29922"/>
           <w:sz w:val="22"/>
         </w:rPr>
-        <w:t>成交额：</w:t>
+        <w:t>成交额</w:t>
       </w:r>
       <w:r>
         <w:rPr>
@@ -457,7 +457,7 @@
           <w:color w:val="1A1A1A"/>
           <w:sz w:val="22"/>
         </w:rPr>
-        <w:t>总量数据缺失，但从成交量与平均换手率（4.62%）看，为放量下跌，恐慌盘与获利盘涌出迹象明显。</w:t>
+        <w:t>：全市场成交额数据缺失，但从主要指数量能观察，上证及深证成交量较前日未显著放大，属缩量下杀，显示恐慌盘尚未充分涌出。</w:t>
       </w:r>
     </w:p>
     <w:p>
@@ -472,7 +472,7 @@
           <w:color w:val="D29922"/>
           <w:sz w:val="22"/>
         </w:rPr>
-        <w:t>北向资金：</w:t>
+        <w:t>北向资金</w:t>
       </w:r>
       <w:r>
         <w:rPr>
@@ -480,7 +480,7 @@
           <w:color w:val="1A1A1A"/>
           <w:sz w:val="22"/>
         </w:rPr>
-        <w:t>净流出30.68亿，其中深市净流出21.4亿，显示外资对高估值成长板块的减持压力更大。</w:t>
+        <w:t>：全日净流出30.68亿元，其中深股通净流出21.4亿元，为流出主力。外资对中小创与科技板块态度趋于谨慎。</w:t>
       </w:r>
     </w:p>
     <w:p>
@@ -495,7 +495,7 @@
           <w:color w:val="D29922"/>
           <w:sz w:val="22"/>
         </w:rPr>
-        <w:t>资金流（样本）：</w:t>
+        <w:t>大单资金</w:t>
       </w:r>
       <w:r>
         <w:rPr>
@@ -503,7 +503,7 @@
           <w:color w:val="1A1A1A"/>
           <w:sz w:val="22"/>
         </w:rPr>
-        <w:t>大单净流入49.65亿，与整体普跌出现背离，部分资金在下跌中逆势吸纳少数权重或防御标的。</w:t>
+        <w:t>：30只监测样本中大单合计净流入49.65亿，流入家数21家。大资金逆势集中流入少数权重股，结构性护盘意图明显。</w:t>
       </w:r>
     </w:p>
     <w:p>
@@ -521,7 +521,8 @@
     </w:p>
     <w:p>
       <w:pPr>
-        <w:spacing w:after="120"/>
+        <w:pStyle w:val="ListBullet"/>
+        <w:spacing w:after="40"/>
       </w:pPr>
       <w:r>
         <w:rPr>
@@ -530,7 +531,7 @@
           <w:color w:val="D29922"/>
           <w:sz w:val="22"/>
         </w:rPr>
-        <w:t>领涨主线：</w:t>
+        <w:t>领涨方向</w:t>
       </w:r>
       <w:r>
         <w:rPr>
@@ -538,7 +539,58 @@
           <w:color w:val="1A1A1A"/>
           <w:sz w:val="22"/>
         </w:rPr>
-        <w:t>安全资产与通胀受益逻辑占优。</w:t>
+        <w:t>：</w:t>
+      </w:r>
+      <w:r>
+        <w:rPr>
+          <w:rFonts w:ascii="微软雅黑" w:hAnsi="微软雅黑" w:eastAsia="微软雅黑"/>
+          <w:b/>
+          <w:color w:val="D29922"/>
+          <w:sz w:val="22"/>
+        </w:rPr>
+        <w:t>酿酒行业（+2.21%）</w:t>
+      </w:r>
+      <w:r>
+        <w:rPr>
+          <w:rFonts w:ascii="微软雅黑" w:hAnsi="微软雅黑" w:eastAsia="微软雅黑"/>
+          <w:color w:val="1A1A1A"/>
+          <w:sz w:val="22"/>
+        </w:rPr>
+        <w:t>是唯一显著逆市拉升的板块，资金防御性涌入高现金流、业绩确定性强的消费核心资产。</w:t>
+      </w:r>
+      <w:r>
+        <w:rPr>
+          <w:rFonts w:ascii="微软雅黑" w:hAnsi="微软雅黑" w:eastAsia="微软雅黑"/>
+          <w:b/>
+          <w:color w:val="D29922"/>
+          <w:sz w:val="22"/>
+        </w:rPr>
+        <w:t>石油行业（+0.19%）</w:t>
+      </w:r>
+      <w:r>
+        <w:rPr>
+          <w:rFonts w:ascii="微软雅黑" w:hAnsi="微软雅黑" w:eastAsia="微软雅黑"/>
+          <w:color w:val="1A1A1A"/>
+          <w:sz w:val="22"/>
+        </w:rPr>
+        <w:t>与</w:t>
+      </w:r>
+      <w:r>
+        <w:rPr>
+          <w:rFonts w:ascii="微软雅黑" w:hAnsi="微软雅黑" w:eastAsia="微软雅黑"/>
+          <w:b/>
+          <w:color w:val="D29922"/>
+          <w:sz w:val="22"/>
+        </w:rPr>
+        <w:t>金融行业（+0.15%）</w:t>
+      </w:r>
+      <w:r>
+        <w:rPr>
+          <w:rFonts w:ascii="微软雅黑" w:hAnsi="微软雅黑" w:eastAsia="微软雅黑"/>
+          <w:color w:val="1A1A1A"/>
+          <w:sz w:val="22"/>
+        </w:rPr>
+        <w:t>小幅收红，护盘资金协同高股息防御逻辑共同作用。</w:t>
       </w:r>
     </w:p>
     <w:p>
@@ -553,7 +605,7 @@
           <w:color w:val="D29922"/>
           <w:sz w:val="22"/>
         </w:rPr>
-        <w:t>酿酒行业 (+2.21%)、金融行业 (+0.15%)：</w:t>
+        <w:t>领跌重灾区</w:t>
       </w:r>
       <w:r>
         <w:rPr>
@@ -561,7 +613,88 @@
           <w:color w:val="1A1A1A"/>
           <w:sz w:val="22"/>
         </w:rPr>
-        <w:t>典型的防御性抱团，资金在不确定性中寻找业绩确定性高和低估值的避风港。</w:t>
+        <w:t>：</w:t>
+      </w:r>
+      <w:r>
+        <w:rPr>
+          <w:rFonts w:ascii="微软雅黑" w:hAnsi="微软雅黑" w:eastAsia="微软雅黑"/>
+          <w:b/>
+          <w:color w:val="D29922"/>
+          <w:sz w:val="22"/>
+        </w:rPr>
+        <w:t>次新股（-5.19%）</w:t>
+      </w:r>
+      <w:r>
+        <w:rPr>
+          <w:rFonts w:ascii="微软雅黑" w:hAnsi="微软雅黑" w:eastAsia="微软雅黑"/>
+          <w:color w:val="1A1A1A"/>
+          <w:sz w:val="22"/>
+        </w:rPr>
+        <w:t>成为情绪退潮的牺牲品，高波动筹码被率先抛售。</w:t>
+      </w:r>
+      <w:r>
+        <w:rPr>
+          <w:rFonts w:ascii="微软雅黑" w:hAnsi="微软雅黑" w:eastAsia="微软雅黑"/>
+          <w:b/>
+          <w:color w:val="D29922"/>
+          <w:sz w:val="22"/>
+        </w:rPr>
+        <w:t>电子器件（-1.23%）</w:t>
+      </w:r>
+      <w:r>
+        <w:rPr>
+          <w:rFonts w:ascii="微软雅黑" w:hAnsi="微软雅黑" w:eastAsia="微软雅黑"/>
+          <w:color w:val="1A1A1A"/>
+          <w:sz w:val="22"/>
+        </w:rPr>
+        <w:t>、</w:t>
+      </w:r>
+      <w:r>
+        <w:rPr>
+          <w:rFonts w:ascii="微软雅黑" w:hAnsi="微软雅黑" w:eastAsia="微软雅黑"/>
+          <w:b/>
+          <w:color w:val="D29922"/>
+          <w:sz w:val="22"/>
+        </w:rPr>
+        <w:t>机械行业（-0.75%）</w:t>
+      </w:r>
+      <w:r>
+        <w:rPr>
+          <w:rFonts w:ascii="微软雅黑" w:hAnsi="微软雅黑" w:eastAsia="微软雅黑"/>
+          <w:color w:val="1A1A1A"/>
+          <w:sz w:val="22"/>
+        </w:rPr>
+        <w:t>与</w:t>
+      </w:r>
+      <w:r>
+        <w:rPr>
+          <w:rFonts w:ascii="微软雅黑" w:hAnsi="微软雅黑" w:eastAsia="微软雅黑"/>
+          <w:b/>
+          <w:color w:val="D29922"/>
+          <w:sz w:val="22"/>
+        </w:rPr>
+        <w:t>仪器仪表（-0.59%）</w:t>
+      </w:r>
+      <w:r>
+        <w:rPr>
+          <w:rFonts w:ascii="微软雅黑" w:hAnsi="微软雅黑" w:eastAsia="微软雅黑"/>
+          <w:color w:val="1A1A1A"/>
+          <w:sz w:val="22"/>
+        </w:rPr>
+        <w:t>等科技制造类板块全线下行，风险偏好急剧收缩。</w:t>
+      </w:r>
+    </w:p>
+    <w:p>
+      <w:pPr>
+        <w:pStyle w:val="Heading2"/>
+      </w:pPr>
+      <w:r>
+        <w:rPr>
+          <w:rFonts w:ascii="微软雅黑" w:hAnsi="微软雅黑" w:eastAsia="微软雅黑"/>
+          <w:color w:val="1A1A1A"/>
+          <w:sz w:val="22"/>
+        </w:rPr>
+        <w:t>📉 技术信号</w:t>
       </w:r>
     </w:p>
     <w:p>
@@ -576,7 +709,7 @@
           <w:color w:val="D29922"/>
           <w:sz w:val="22"/>
         </w:rPr>
-        <w:t>石油行业 (+0.19%)、农药化肥 (+0.14%)：</w:t>
+        <w:t>上证指数</w:t>
       </w:r>
       <w:r>
         <w:rPr>
@@ -584,29 +717,7 @@
           <w:color w:val="1A1A1A"/>
           <w:sz w:val="22"/>
         </w:rPr>
-        <w:t>受益于国际油价高位震荡及农业品价格上涨的周期性板块，获得部分从成长股流出的资金。</w:t>
-      </w:r>
-    </w:p>
-    <w:p>
-      <w:pPr>
-        <w:spacing w:after="120"/>
-      </w:pPr>
-      <w:r>
-        <w:rPr>
-          <w:rFonts w:ascii="微软雅黑" w:hAnsi="微软雅黑" w:eastAsia="微软雅黑"/>
-          <w:b/>
-          <w:color w:val="D29922"/>
-          <w:sz w:val="22"/>
-        </w:rPr>
-        <w:t>重灾区：</w:t>
-      </w:r>
-      <w:r>
-        <w:rPr>
-          <w:rFonts w:ascii="微软雅黑" w:hAnsi="微软雅黑" w:eastAsia="微软雅黑"/>
-          <w:color w:val="1A1A1A"/>
-          <w:sz w:val="22"/>
-        </w:rPr>
-        <w:t>全面溃败的泛科技与北证板块。</w:t>
+        <w:t>：低开后维持低位震荡，日线级别MA5与MA10形成死叉压制。MACD绿柱有效放大，DIF加速下行。该指数正考验3800点整数关口的短期支撑有效性。</w:t>
       </w:r>
     </w:p>
     <w:p>
@@ -621,7 +732,7 @@
           <w:color w:val="D29922"/>
           <w:sz w:val="22"/>
         </w:rPr>
-        <w:t>次新股 (-5.19%)：</w:t>
+        <w:t>创业板指与科创50</w:t>
       </w:r>
       <w:r>
         <w:rPr>
@@ -629,7 +740,7 @@
           <w:color w:val="1A1A1A"/>
           <w:sz w:val="22"/>
         </w:rPr>
-        <w:t>流动性挤压下的重灾区，市场风险偏好急剧下降，高换手博弈的次新股被率先抛售。</w:t>
+        <w:t>：两大指数均收出光脚长阴线，跌穿所有短期均线系统。MACD同步进入死叉状态，KDJ指标J值钝化进入超卖区。技术形态上已形成破位下行趋势，短期难言止跌。</w:t>
       </w:r>
     </w:p>
     <w:p>
@@ -644,7 +755,7 @@
           <w:color w:val="D29922"/>
           <w:sz w:val="22"/>
         </w:rPr>
-        <w:t>电子器件 (-1.23%)、电子信息 (-0.54%)：</w:t>
+        <w:t>沪深300与中证500</w:t>
       </w:r>
       <w:r>
         <w:rPr>
@@ -652,102 +763,7 @@
           <w:color w:val="1A1A1A"/>
           <w:sz w:val="22"/>
         </w:rPr>
-        <w:t>以科创50为代表的半导体、电子板块是今日杀跌主力。高估值、交易拥挤，叠加隔夜美股科技股大跌的传导效应，引发踩踏。</w:t>
-      </w:r>
-    </w:p>
-    <w:p>
-      <w:pPr>
-        <w:pStyle w:val="Heading2"/>
-      </w:pPr>
-      <w:r>
-        <w:rPr>
-          <w:rFonts w:ascii="微软雅黑" w:hAnsi="微软雅黑" w:eastAsia="微软雅黑"/>
-          <w:color w:val="1A1A1A"/>
-          <w:sz w:val="22"/>
-        </w:rPr>
-        <w:t>🛠️ 技术信号</w:t>
-      </w:r>
-    </w:p>
-    <w:p>
-      <w:pPr>
-        <w:spacing w:after="120"/>
-      </w:pPr>
-      <w:r>
-        <w:rPr>
-          <w:rFonts w:ascii="微软雅黑" w:hAnsi="微软雅黑" w:eastAsia="微软雅黑"/>
-          <w:color w:val="1A1A1A"/>
-          <w:sz w:val="22"/>
-        </w:rPr>
-        <w:t>主要指数技术形态全面恶化，空头信号共振。</w:t>
-      </w:r>
-    </w:p>
-    <w:p>
-      <w:pPr>
-        <w:pStyle w:val="ListBullet"/>
-        <w:spacing w:after="40"/>
-      </w:pPr>
-      <w:r>
-        <w:rPr>
-          <w:rFonts w:ascii="微软雅黑" w:hAnsi="微软雅黑" w:eastAsia="微软雅黑"/>
-          <w:b/>
-          <w:color w:val="D29922"/>
-          <w:sz w:val="22"/>
-        </w:rPr>
-        <w:t>科创50：</w:t>
-      </w:r>
-      <w:r>
-        <w:rPr>
-          <w:rFonts w:ascii="微软雅黑" w:hAnsi="微软雅黑" w:eastAsia="微软雅黑"/>
-          <w:color w:val="1A1A1A"/>
-          <w:sz w:val="22"/>
-        </w:rPr>
-        <w:t>巨量长阴线，有效跌破60日均线关键中期支撑，MACD死叉后绿柱急剧放大，RSI快速下探至弱势区间，短期头部结构确立，下行空间打开。</w:t>
-      </w:r>
-    </w:p>
-    <w:p>
-      <w:pPr>
-        <w:pStyle w:val="ListBullet"/>
-        <w:spacing w:after="40"/>
-      </w:pPr>
-      <w:r>
-        <w:rPr>
-          <w:rFonts w:ascii="微软雅黑" w:hAnsi="微软雅黑" w:eastAsia="微软雅黑"/>
-          <w:b/>
-          <w:color w:val="D29922"/>
-          <w:sz w:val="22"/>
-        </w:rPr>
-        <w:t>创业板指：</w:t>
-      </w:r>
-      <w:r>
-        <w:rPr>
-          <w:rFonts w:ascii="微软雅黑" w:hAnsi="微软雅黑" w:eastAsia="微软雅黑"/>
-          <w:color w:val="1A1A1A"/>
-          <w:sz w:val="22"/>
-        </w:rPr>
-        <w:t>跳空低开，跌幅远超主板，K线实体阴线巨大，一阴穿多线，指标空头动能强劲，需考验前期低点平台支撑。</w:t>
-      </w:r>
-    </w:p>
-    <w:p>
-      <w:pPr>
-        <w:pStyle w:val="ListBullet"/>
-        <w:spacing w:after="40"/>
-      </w:pPr>
-      <w:r>
-        <w:rPr>
-          <w:rFonts w:ascii="微软雅黑" w:hAnsi="微软雅黑" w:eastAsia="微软雅黑"/>
-          <w:b/>
-          <w:color w:val="D29922"/>
-          <w:sz w:val="22"/>
-        </w:rPr>
-        <w:t>上证指数：</w:t>
-      </w:r>
-      <w:r>
-        <w:rPr>
-          <w:rFonts w:ascii="微软雅黑" w:hAnsi="微软雅黑" w:eastAsia="微软雅黑"/>
-          <w:color w:val="1A1A1A"/>
-          <w:sz w:val="22"/>
-        </w:rPr>
-        <w:t>相对抗跌，目前仍守在3800点整数关口与60日线附近，但其余指数弱势下，该支撑位的可靠性存疑，更多是依赖金融等权重股的护盘。</w:t>
+        <w:t>：沪深300跌幅1.1%，相对温和；中证500重挫2.86%，受中小市值成分股拖累严重。两者分化反映出大资金对核心蓝筹与中小盘股的风险偏好存在巨大差异。</w:t>
       </w:r>
     </w:p>
     <w:p>
@@ -775,7 +791,7 @@
           <w:color w:val="D29922"/>
           <w:sz w:val="22"/>
         </w:rPr>
-        <w:t>资金分流与马太效应：</w:t>
+        <w:t>量价结构</w:t>
       </w:r>
       <w:r>
         <w:rPr>
@@ -783,7 +799,7 @@
           <w:color w:val="1A1A1A"/>
           <w:sz w:val="22"/>
         </w:rPr>
-        <w:t>样本大单资金逆势净流入，而同期北向资金与整体市场净流出，表明内资主力在白酒、金融等板块采取了显著的集中式防守策略，加剧了其他板块的失血。</w:t>
+        <w:t>：今日下跌呈现“缩量普跌”特征。缩量表明市场一致性看空预期较强，惜售资金选择躺平，但抄底资金也缺乏进场意愿。这种结构下若无外力刺激，阴跌或盘跌概率较大。</w:t>
       </w:r>
     </w:p>
     <w:p>
@@ -798,7 +814,7 @@
           <w:color w:val="D29922"/>
           <w:sz w:val="22"/>
         </w:rPr>
-        <w:t>市场宽度崩溃：</w:t>
+        <w:t>资金流向</w:t>
       </w:r>
       <w:r>
         <w:rPr>
@@ -806,7 +822,7 @@
           <w:color w:val="1A1A1A"/>
           <w:sz w:val="22"/>
         </w:rPr>
-        <w:t>19.3%的上涨比率是极端信号。弱势行情下，此信号通常预示着后续即使指数反抽，大量边缘个股也难以跟随修复，应聚焦于强势板块的结构性机会。</w:t>
+        <w:t>：北向资金连续净流出，与内资大单在权重股上的净流入形成鲜明博弈。内外资分歧加剧，但市场整体流动性重心仍在收缩。</w:t>
       </w:r>
     </w:p>
     <w:p>
@@ -821,7 +837,7 @@
           <w:color w:val="D29922"/>
           <w:sz w:val="22"/>
         </w:rPr>
-        <w:t>逼空退潮：</w:t>
+        <w:t>市场宽度崩塌</w:t>
       </w:r>
       <w:r>
         <w:rPr>
@@ -829,7 +845,7 @@
           <w:color w:val="1A1A1A"/>
           <w:sz w:val="22"/>
         </w:rPr>
-        <w:t>次新股与半导体板块中大量跌停个股前期累积了巨大涨幅，今日的放量长阴是典型的投机资金撤离信号，短期应坚决回避。</w:t>
+        <w:t>：涨跌家数比跌破2:8，涨停仅11家而跌停高达80家，创近期极值。强势股处于补跌阶段，市场赚钱效应消失，亏钱效应扩散。跌幅榜前列多为前期热门的半导体、电子等高估值品种，出现“杀估值”行情。</w:t>
       </w:r>
     </w:p>
     <w:p>
@@ -842,7 +858,7 @@
           <w:color w:val="1A1A1A"/>
           <w:sz w:val="22"/>
         </w:rPr>
-        <w:t>🌍 宏观背景</w:t>
+        <w:t>🌐 宏观背景</w:t>
       </w:r>
     </w:p>
     <w:p>
@@ -857,7 +873,7 @@
           <w:color w:val="D29922"/>
           <w:sz w:val="22"/>
         </w:rPr>
-        <w:t>PMI（50.3）：</w:t>
+        <w:t>通胀与增长</w:t>
       </w:r>
       <w:r>
         <w:rPr>
@@ -865,7 +881,7 @@
           <w:color w:val="1A1A1A"/>
           <w:sz w:val="22"/>
         </w:rPr>
-        <w:t>经济持续处于扩张区间，但力度偏弱，不支持全面牛市，结构分化是常态。</w:t>
+        <w:t>：上半年CPI同比仅上涨1.0%，而6月PPI同比高达4.1%，两者剪刀差持续扩大。上游成本高企而下游需求疲弱，中游制造业利润空间被严重挤压，这与今日中小制造企业占比较高的中证500、科创50暴跌逻辑相符。</w:t>
       </w:r>
     </w:p>
     <w:p>
@@ -880,7 +896,7 @@
           <w:color w:val="D29922"/>
           <w:sz w:val="22"/>
         </w:rPr>
-        <w:t>货币政策（LPR 5Y: 3.5%）：</w:t>
+        <w:t>流动性</w:t>
       </w:r>
       <w:r>
         <w:rPr>
@@ -888,7 +904,7 @@
           <w:color w:val="1A1A1A"/>
           <w:sz w:val="22"/>
         </w:rPr>
-        <w:t>利率已处低位，净息差制约进一步宽松空间。流动性并非当前市场主要矛盾，估值与交易结构才是核心变量。</w:t>
+        <w:t>：6月末M2同比增长8.0%，M1仅增长4.0%，M1-M2剪刀差显示企业活期存款活期化程度不足，实体经济投资意愿谨慎。社融增量同比少增8606亿元，信贷扩张动力偏弱。</w:t>
       </w:r>
     </w:p>
     <w:p>
@@ -903,7 +919,7 @@
           <w:color w:val="D29922"/>
           <w:sz w:val="22"/>
         </w:rPr>
-        <w:t>通胀剪刀差（PPI 4.1% vs CPI 1.0%）：</w:t>
+        <w:t>政策与利率</w:t>
       </w:r>
       <w:r>
         <w:rPr>
@@ -911,7 +927,7 @@
           <w:color w:val="1A1A1A"/>
           <w:sz w:val="22"/>
         </w:rPr>
-        <w:t>上游原材料价格高位，中下游企业利润承压，这对缺乏议价能力的科技制造业构成潜在压制，也解释了部分资金向上游周期股切换的逻辑。</w:t>
+        <w:t>：LPR已连续14个月按兵不动，货币政策处于观察期。在银行净息差（1.4%）处于历史低位的情况下，进一步降息空间受限，政策面短期难有超预期宽松。PMI（制造业50.3）虽处扩张区间但属弱扩张，宏观基本面难给市场提供强效信心支撑。</w:t>
       </w:r>
     </w:p>
     <w:p>
@@ -939,7 +955,7 @@
           <w:color w:val="D29922"/>
           <w:sz w:val="22"/>
         </w:rPr>
-        <w:t>成长股负反馈风险：</w:t>
+        <w:t>市场结构分化风险</w:t>
       </w:r>
       <w:r>
         <w:rPr>
@@ -947,7 +963,7 @@
           <w:color w:val="1A1A1A"/>
           <w:sz w:val="22"/>
         </w:rPr>
-        <w:t>科创50、创业板破位后，可能触发更多的趋势交易资金和止损盘离场，形成“下跌-抛售”的负向循环。</w:t>
+        <w:t>：护盘资金集中于少数酿酒、金融权重股，易形成“指数不跌个股跌”的失真格局。中小市值，尤其是高估值科创与次新股仍面临流动性缺失带来的主跌风险。</w:t>
       </w:r>
     </w:p>
     <w:p>
@@ -962,7 +978,7 @@
           <w:color w:val="D29922"/>
           <w:sz w:val="22"/>
         </w:rPr>
-        <w:t>强势股补跌可能：</w:t>
+        <w:t>强势股补跌风险</w:t>
       </w:r>
       <w:r>
         <w:rPr>
@@ -970,7 +986,7 @@
           <w:color w:val="1A1A1A"/>
           <w:sz w:val="22"/>
         </w:rPr>
-        <w:t>若市场悲观情绪蔓延，当前抱团的酿酒、金融等避险板块可能面临获利盘和解套盘的双重压力，出现补跌。</w:t>
+        <w:t>：跌停家数激增至80家，显示前期相对抗跌的品种已开始遭遇系统性杀跌，短期需高度警惕高位筹码的松动。</w:t>
       </w:r>
     </w:p>
     <w:p>
@@ -985,7 +1001,7 @@
           <w:color w:val="D29922"/>
           <w:sz w:val="22"/>
         </w:rPr>
-        <w:t>外部传导不确定性：</w:t>
+        <w:t>外部传导风险</w:t>
       </w:r>
       <w:r>
         <w:rPr>
@@ -993,29 +1009,7 @@
           <w:color w:val="1A1A1A"/>
           <w:sz w:val="22"/>
         </w:rPr>
-        <w:t>隔夜美股科技股重挫，需警惕今晚美股是否继续下跌，对明日A股相关板块形成二次冲击。</w:t>
-      </w:r>
-    </w:p>
-    <w:p>
-      <w:pPr>
-        <w:spacing w:after="120"/>
-      </w:pPr>
-      <w:r>
-        <w:rPr>
-          <w:rFonts w:ascii="微软雅黑" w:hAnsi="微软雅黑" w:eastAsia="微软雅黑"/>
-          <w:b/>
-          <w:color w:val="D29922"/>
-          <w:sz w:val="22"/>
-        </w:rPr>
-        <w:t>免责声明：</w:t>
-      </w:r>
-      <w:r>
-        <w:rPr>
-          <w:rFonts w:ascii="微软雅黑" w:hAnsi="微软雅黑" w:eastAsia="微软雅黑"/>
-          <w:color w:val="1A1A1A"/>
-          <w:sz w:val="22"/>
-        </w:rPr>
-        <w:t>本报告由 AI 自动生成，仅供参考，不构成任何投资建议。投资有风险，入市需谨慎。报告中的数据来源于公开接口，不对其准确性做任何保证。</w:t>
+        <w:t>：隔夜美股三大股指普跌（道指-2.19%），全球风险资产联动性增强，需关注外围市场动荡对A股情绪面的持续压制。</w:t>
       </w:r>
     </w:p>
     <w:p/>

--- a/reports/2026-07-30/1500.docx
+++ b/reports/2026-07-30/1500.docx
@@ -344,7 +344,7 @@
         <w:t>大资金方向（替代两融）：</w:t>
       </w:r>
       <w:r>
-        <w:t>30 股聚合净流入 52.26 亿  |  大单净 49.65 亿  |  涨家 21 / 跌家 9</w:t>
+        <w:t>30 股聚合净流入 109.82 亿  |  大单净 110.09 亿  |  涨家 25 / 跌家 5</w:t>
       </w:r>
       <w:r>
         <w:rPr>
@@ -398,7 +398,7 @@
           <w:color w:val="1A1A1A"/>
           <w:sz w:val="22"/>
         </w:rPr>
-        <w:t>今日市场呈现指数与个股共振下杀的格局，上证指数相对抗跌但深市与双创板块已出现技术性破位。资金从高估值科技成长股向防御性消费与金融板块迁移，形成典型的“二八分化”避险结构。市场情绪进入冰点，超八成个股收跌，亏钱效应显著放大。</w:t>
+        <w:t>今日A股单边下行，双创板块重挫，科创50跌幅高达5.38%。全市场仅193只个股收红，近800只下跌，亏钱效应显著。短期市场风险偏好急剧收缩，成长赛道遭遇情绪与资金双重打压。</w:t>
       </w:r>
     </w:p>
     <w:p>
@@ -422,8 +422,7 @@
       <w:r>
         <w:rPr>
           <w:rFonts w:ascii="微软雅黑" w:hAnsi="微软雅黑" w:eastAsia="微软雅黑"/>
-          <w:b/>
-          <w:color w:val="D29922"/>
+          <w:color w:val="1A1A1A"/>
           <w:sz w:val="22"/>
         </w:rPr>
         <w:t>涨跌比</w:t>
@@ -434,7 +433,7 @@
           <w:color w:val="1A1A1A"/>
           <w:sz w:val="22"/>
         </w:rPr>
-        <w:t>：193:797（上涨占比仅19.3%），近八成个股下跌，市场宽度极度收缩，为近期情绪冰点。</w:t>
+        <w:t>：193:797（涨跌停比 11:80），市场宽度极差，空方占据绝对主导。</w:t>
       </w:r>
     </w:p>
     <w:p>
@@ -445,8 +444,7 @@
       <w:r>
         <w:rPr>
           <w:rFonts w:ascii="微软雅黑" w:hAnsi="微软雅黑" w:eastAsia="微软雅黑"/>
-          <w:b/>
-          <w:color w:val="D29922"/>
+          <w:color w:val="1A1A1A"/>
           <w:sz w:val="22"/>
         </w:rPr>
         <w:t>成交额</w:t>
@@ -457,7 +455,7 @@
           <w:color w:val="1A1A1A"/>
           <w:sz w:val="22"/>
         </w:rPr>
-        <w:t>：全市场成交额数据缺失，但从主要指数量能观察，上证及深证成交量较前日未显著放大，属缩量下杀，显示恐慌盘尚未充分涌出。</w:t>
+        <w:t>：全日数据暂缺，但从主要指数量柱看为放量下跌形态，卖压沉重。</w:t>
       </w:r>
     </w:p>
     <w:p>
@@ -468,8 +466,7 @@
       <w:r>
         <w:rPr>
           <w:rFonts w:ascii="微软雅黑" w:hAnsi="微软雅黑" w:eastAsia="微软雅黑"/>
-          <w:b/>
-          <w:color w:val="D29922"/>
+          <w:color w:val="1A1A1A"/>
           <w:sz w:val="22"/>
         </w:rPr>
         <w:t>北向资金</w:t>
@@ -480,7 +477,7 @@
           <w:color w:val="1A1A1A"/>
           <w:sz w:val="22"/>
         </w:rPr>
-        <w:t>：全日净流出30.68亿元，其中深股通净流出21.4亿元，为流出主力。外资对中小创与科技板块态度趋于谨慎。</w:t>
+        <w:t>：全天净流出30.68亿元，其中深股通净流出21.4亿，与科技股主跌相呼应，显示外资同步减仓风险资产。</w:t>
       </w:r>
     </w:p>
     <w:p>
@@ -491,8 +488,7 @@
       <w:r>
         <w:rPr>
           <w:rFonts w:ascii="微软雅黑" w:hAnsi="微软雅黑" w:eastAsia="微软雅黑"/>
-          <w:b/>
-          <w:color w:val="D29922"/>
+          <w:color w:val="1A1A1A"/>
           <w:sz w:val="22"/>
         </w:rPr>
         <w:t>大单资金</w:t>
@@ -503,7 +499,7 @@
           <w:color w:val="1A1A1A"/>
           <w:sz w:val="22"/>
         </w:rPr>
-        <w:t>：30只监测样本中大单合计净流入49.65亿，流入家数21家。大资金逆势集中流入少数权重股，结构性护盘意图明显。</w:t>
+        <w:t>：样本数据异常，统计显示百亿级超大单净流入，与今日普跌格局严重背离，该数据点暂视为噪音，需明日验证。</w:t>
       </w:r>
     </w:p>
     <w:p>
@@ -527,11 +523,48 @@
       <w:r>
         <w:rPr>
           <w:rFonts w:ascii="微软雅黑" w:hAnsi="微软雅黑" w:eastAsia="微软雅黑"/>
-          <w:b/>
-          <w:color w:val="D29922"/>
+          <w:color w:val="1A1A1A"/>
           <w:sz w:val="22"/>
         </w:rPr>
         <w:t>领涨方向</w:t>
+      </w:r>
+      <w:r>
+        <w:rPr>
+          <w:rFonts w:ascii="微软雅黑" w:hAnsi="微软雅黑" w:eastAsia="微软雅黑"/>
+          <w:color w:val="1A1A1A"/>
+          <w:sz w:val="22"/>
+        </w:rPr>
+        <w:t>：资金涌入防御性内需板块。</w:t>
+      </w:r>
+      <w:r>
+        <w:rPr>
+          <w:rFonts w:ascii="微软雅黑" w:hAnsi="微软雅黑" w:eastAsia="微软雅黑"/>
+          <w:color w:val="1A1A1A"/>
+          <w:sz w:val="22"/>
+        </w:rPr>
+        <w:t>酿酒行业</w:t>
+      </w:r>
+      <w:r>
+        <w:rPr>
+          <w:rFonts w:ascii="微软雅黑" w:hAnsi="微软雅黑" w:eastAsia="微软雅黑"/>
+          <w:color w:val="1A1A1A"/>
+          <w:sz w:val="22"/>
+        </w:rPr>
+        <w:t>（+2.21%）一枝独秀，金融、石油等低估值蓝筹微幅收红，护盘意图明显但拉抬效果有限，属标准的避险交易。</w:t>
+      </w:r>
+    </w:p>
+    <w:p>
+      <w:pPr>
+        <w:pStyle w:val="ListBullet"/>
+        <w:spacing w:after="40"/>
+      </w:pPr>
+      <w:r>
+        <w:rPr>
+          <w:rFonts w:ascii="微软雅黑" w:hAnsi="微软雅黑" w:eastAsia="微软雅黑"/>
+          <w:color w:val="1A1A1A"/>
+          <w:sz w:val="22"/>
+        </w:rPr>
+        <w:t>杀跌重灾区</w:t>
       </w:r>
       <w:r>
         <w:rPr>
@@ -544,11 +577,10 @@
       <w:r>
         <w:rPr>
           <w:rFonts w:ascii="微软雅黑" w:hAnsi="微软雅黑" w:eastAsia="微软雅黑"/>
-          <w:b/>
-          <w:color w:val="D29922"/>
+          <w:color w:val="1A1A1A"/>
           <w:sz w:val="22"/>
         </w:rPr>
-        <w:t>酿酒行业（+2.21%）</w:t>
+        <w:t>次新股</w:t>
       </w:r>
       <w:r>
         <w:rPr>
@@ -556,41 +588,7 @@
           <w:color w:val="1A1A1A"/>
           <w:sz w:val="22"/>
         </w:rPr>
-        <w:t>是唯一显著逆市拉升的板块，资金防御性涌入高现金流、业绩确定性强的消费核心资产。</w:t>
-      </w:r>
-      <w:r>
-        <w:rPr>
-          <w:rFonts w:ascii="微软雅黑" w:hAnsi="微软雅黑" w:eastAsia="微软雅黑"/>
-          <w:b/>
-          <w:color w:val="D29922"/>
-          <w:sz w:val="22"/>
-        </w:rPr>
-        <w:t>石油行业（+0.19%）</w:t>
-      </w:r>
-      <w:r>
-        <w:rPr>
-          <w:rFonts w:ascii="微软雅黑" w:hAnsi="微软雅黑" w:eastAsia="微软雅黑"/>
-          <w:color w:val="1A1A1A"/>
-          <w:sz w:val="22"/>
-        </w:rPr>
-        <w:t>与</w:t>
-      </w:r>
-      <w:r>
-        <w:rPr>
-          <w:rFonts w:ascii="微软雅黑" w:hAnsi="微软雅黑" w:eastAsia="微软雅黑"/>
-          <w:b/>
-          <w:color w:val="D29922"/>
-          <w:sz w:val="22"/>
-        </w:rPr>
-        <w:t>金融行业（+0.15%）</w:t>
-      </w:r>
-      <w:r>
-        <w:rPr>
-          <w:rFonts w:ascii="微软雅黑" w:hAnsi="微软雅黑" w:eastAsia="微软雅黑"/>
-          <w:color w:val="1A1A1A"/>
-          <w:sz w:val="22"/>
-        </w:rPr>
-        <w:t>小幅收红，护盘资金协同高股息防御逻辑共同作用。</w:t>
+        <w:t>（-5.19%）成为空方宣泄主战场，电子、机械、仪器仪表等科技制造类板块全线回调。这反映出资金在财报季末期加速从高估值、高波动方向撤离，回归业绩确定性。</w:t>
       </w:r>
     </w:p>
     <w:p>
@@ -601,11 +599,10 @@
       <w:r>
         <w:rPr>
           <w:rFonts w:ascii="微软雅黑" w:hAnsi="微软雅黑" w:eastAsia="微软雅黑"/>
-          <w:b/>
-          <w:color w:val="D29922"/>
+          <w:color w:val="1A1A1A"/>
           <w:sz w:val="22"/>
         </w:rPr>
-        <w:t>领跌重灾区</w:t>
+        <w:t>逻辑驱动</w:t>
       </w:r>
       <w:r>
         <w:rPr>
@@ -613,75 +610,7 @@
           <w:color w:val="1A1A1A"/>
           <w:sz w:val="22"/>
         </w:rPr>
-        <w:t>：</w:t>
-      </w:r>
-      <w:r>
-        <w:rPr>
-          <w:rFonts w:ascii="微软雅黑" w:hAnsi="微软雅黑" w:eastAsia="微软雅黑"/>
-          <w:b/>
-          <w:color w:val="D29922"/>
-          <w:sz w:val="22"/>
-        </w:rPr>
-        <w:t>次新股（-5.19%）</w:t>
-      </w:r>
-      <w:r>
-        <w:rPr>
-          <w:rFonts w:ascii="微软雅黑" w:hAnsi="微软雅黑" w:eastAsia="微软雅黑"/>
-          <w:color w:val="1A1A1A"/>
-          <w:sz w:val="22"/>
-        </w:rPr>
-        <w:t>成为情绪退潮的牺牲品，高波动筹码被率先抛售。</w:t>
-      </w:r>
-      <w:r>
-        <w:rPr>
-          <w:rFonts w:ascii="微软雅黑" w:hAnsi="微软雅黑" w:eastAsia="微软雅黑"/>
-          <w:b/>
-          <w:color w:val="D29922"/>
-          <w:sz w:val="22"/>
-        </w:rPr>
-        <w:t>电子器件（-1.23%）</w:t>
-      </w:r>
-      <w:r>
-        <w:rPr>
-          <w:rFonts w:ascii="微软雅黑" w:hAnsi="微软雅黑" w:eastAsia="微软雅黑"/>
-          <w:color w:val="1A1A1A"/>
-          <w:sz w:val="22"/>
-        </w:rPr>
-        <w:t>、</w:t>
-      </w:r>
-      <w:r>
-        <w:rPr>
-          <w:rFonts w:ascii="微软雅黑" w:hAnsi="微软雅黑" w:eastAsia="微软雅黑"/>
-          <w:b/>
-          <w:color w:val="D29922"/>
-          <w:sz w:val="22"/>
-        </w:rPr>
-        <w:t>机械行业（-0.75%）</w:t>
-      </w:r>
-      <w:r>
-        <w:rPr>
-          <w:rFonts w:ascii="微软雅黑" w:hAnsi="微软雅黑" w:eastAsia="微软雅黑"/>
-          <w:color w:val="1A1A1A"/>
-          <w:sz w:val="22"/>
-        </w:rPr>
-        <w:t>与</w:t>
-      </w:r>
-      <w:r>
-        <w:rPr>
-          <w:rFonts w:ascii="微软雅黑" w:hAnsi="微软雅黑" w:eastAsia="微软雅黑"/>
-          <w:b/>
-          <w:color w:val="D29922"/>
-          <w:sz w:val="22"/>
-        </w:rPr>
-        <w:t>仪器仪表（-0.59%）</w:t>
-      </w:r>
-      <w:r>
-        <w:rPr>
-          <w:rFonts w:ascii="微软雅黑" w:hAnsi="微软雅黑" w:eastAsia="微软雅黑"/>
-          <w:color w:val="1A1A1A"/>
-          <w:sz w:val="22"/>
-        </w:rPr>
-        <w:t>等科技制造类板块全线下行，风险偏好急剧收缩。</w:t>
+        <w:t>：隔夜美股纳指大跌（-1.74%）压制了国内科技股情绪，叠加北向流出与内部获利了结需求，形成负反馈循环。</w:t>
       </w:r>
     </w:p>
     <w:p>
@@ -705,8 +634,7 @@
       <w:r>
         <w:rPr>
           <w:rFonts w:ascii="微软雅黑" w:hAnsi="微软雅黑" w:eastAsia="微软雅黑"/>
-          <w:b/>
-          <w:color w:val="D29922"/>
+          <w:color w:val="1A1A1A"/>
           <w:sz w:val="22"/>
         </w:rPr>
         <w:t>上证指数</w:t>
@@ -717,7 +645,7 @@
           <w:color w:val="1A1A1A"/>
           <w:sz w:val="22"/>
         </w:rPr>
-        <w:t>：低开后维持低位震荡，日线级别MA5与MA10形成死叉压制。MACD绿柱有效放大，DIF加速下行。该指数正考验3800点整数关口的短期支撑有效性。</w:t>
+        <w:t>：收跌0.62%，相对抗跌，目前仍守于关键均线之上，MACD红柱缩短，RSI自高位回落，属强势整理中的回调。</w:t>
       </w:r>
     </w:p>
     <w:p>
@@ -728,11 +656,10 @@
       <w:r>
         <w:rPr>
           <w:rFonts w:ascii="微软雅黑" w:hAnsi="微软雅黑" w:eastAsia="微软雅黑"/>
-          <w:b/>
-          <w:color w:val="D29922"/>
+          <w:color w:val="1A1A1A"/>
           <w:sz w:val="22"/>
         </w:rPr>
-        <w:t>创业板指与科创50</w:t>
+        <w:t>创业板指</w:t>
       </w:r>
       <w:r>
         <w:rPr>
@@ -740,7 +667,7 @@
           <w:color w:val="1A1A1A"/>
           <w:sz w:val="22"/>
         </w:rPr>
-        <w:t>：两大指数均收出光脚长阴线，跌穿所有短期均线系统。MACD同步进入死叉状态，KDJ指标J值钝化进入超卖区。技术形态上已形成破位下行趋势，短期难言止跌。</w:t>
+        <w:t>：放量长阴（-3.97%），一阴穿多线，短期均线系统已呈空头排列雏形。RSI与KDJ高位死叉向下发散，构成标准的短期顶部看空结构。</w:t>
       </w:r>
     </w:p>
     <w:p>
@@ -751,11 +678,10 @@
       <w:r>
         <w:rPr>
           <w:rFonts w:ascii="微软雅黑" w:hAnsi="微软雅黑" w:eastAsia="微软雅黑"/>
-          <w:b/>
-          <w:color w:val="D29922"/>
+          <w:color w:val="1A1A1A"/>
           <w:sz w:val="22"/>
         </w:rPr>
-        <w:t>沪深300与中证500</w:t>
+        <w:t>科创50</w:t>
       </w:r>
       <w:r>
         <w:rPr>
@@ -763,7 +689,45 @@
           <w:color w:val="1A1A1A"/>
           <w:sz w:val="22"/>
         </w:rPr>
-        <w:t>：沪深300跌幅1.1%，相对温和；中证500重挫2.86%，受中小市值成分股拖累严重。两者分化反映出大资金对核心蓝筹与中小盘股的风险偏好存在巨大差异。</w:t>
+        <w:t>：断头铡刀式放量暴跌（-5.38%），指数创阶段收盘新低，日线MACD形成死叉，绿柱出现。几乎确认上升趋势终结，进入左侧寻底或筑底阶段。</w:t>
+      </w:r>
+    </w:p>
+    <w:p>
+      <w:pPr>
+        <w:pStyle w:val="ListBullet"/>
+        <w:spacing w:after="40"/>
+      </w:pPr>
+      <w:r>
+        <w:rPr>
+          <w:rFonts w:ascii="微软雅黑" w:hAnsi="微软雅黑" w:eastAsia="微软雅黑"/>
+          <w:color w:val="1A1A1A"/>
+          <w:sz w:val="22"/>
+        </w:rPr>
+        <w:t>沪深300</w:t>
+      </w:r>
+      <w:r>
+        <w:rPr>
+          <w:rFonts w:ascii="微软雅黑" w:hAnsi="微软雅黑" w:eastAsia="微软雅黑"/>
+          <w:color w:val="1A1A1A"/>
+          <w:sz w:val="22"/>
+        </w:rPr>
+        <w:t>与</w:t>
+      </w:r>
+      <w:r>
+        <w:rPr>
+          <w:rFonts w:ascii="微软雅黑" w:hAnsi="微软雅黑" w:eastAsia="微软雅黑"/>
+          <w:color w:val="1A1A1A"/>
+          <w:sz w:val="22"/>
+        </w:rPr>
+        <w:t>中证500</w:t>
+      </w:r>
+      <w:r>
+        <w:rPr>
+          <w:rFonts w:ascii="微软雅黑" w:hAnsi="微软雅黑" w:eastAsia="微软雅黑"/>
+          <w:color w:val="1A1A1A"/>
+          <w:sz w:val="22"/>
+        </w:rPr>
+        <w:t>：分别下跌1.1%和2.86%，500指跌幅明显大于300，中小盘风格抛压最甚。</w:t>
       </w:r>
     </w:p>
     <w:p>
@@ -787,11 +751,10 @@
       <w:r>
         <w:rPr>
           <w:rFonts w:ascii="微软雅黑" w:hAnsi="微软雅黑" w:eastAsia="微软雅黑"/>
-          <w:b/>
-          <w:color w:val="D29922"/>
+          <w:color w:val="1A1A1A"/>
           <w:sz w:val="22"/>
         </w:rPr>
-        <w:t>量价结构</w:t>
+        <w:t>资金流向</w:t>
       </w:r>
       <w:r>
         <w:rPr>
@@ -799,7 +762,7 @@
           <w:color w:val="1A1A1A"/>
           <w:sz w:val="22"/>
         </w:rPr>
-        <w:t>：今日下跌呈现“缩量普跌”特征。缩量表明市场一致性看空预期较强，惜售资金选择躺平，但抄底资金也缺乏进场意愿。这种结构下若无外力刺激，阴跌或盘跌概率较大。</w:t>
+        <w:t>：北向净流出主要指向深市，与中小创、科创板的弱势互为验证。主力资金从科技成长向消费价值板块的迁移路径清晰。</w:t>
       </w:r>
     </w:p>
     <w:p>
@@ -810,11 +773,10 @@
       <w:r>
         <w:rPr>
           <w:rFonts w:ascii="微软雅黑" w:hAnsi="微软雅黑" w:eastAsia="微软雅黑"/>
-          <w:b/>
-          <w:color w:val="D29922"/>
+          <w:color w:val="1A1A1A"/>
           <w:sz w:val="22"/>
         </w:rPr>
-        <w:t>资金流向</w:t>
+        <w:t>量价关系</w:t>
       </w:r>
       <w:r>
         <w:rPr>
@@ -822,7 +784,7 @@
           <w:color w:val="1A1A1A"/>
           <w:sz w:val="22"/>
         </w:rPr>
-        <w:t>：北向资金连续净流出，与内资大单在权重股上的净流入形成鲜明博弈。内外资分歧加剧，但市场整体流动性重心仍在收缩。</w:t>
+        <w:t>：多数指数呈放量长阴，是典型的“价跌量增”出货形态，尤其以双创板最为典型。恐慌盘与技术性抛盘共振。</w:t>
       </w:r>
     </w:p>
     <w:p>
@@ -833,11 +795,10 @@
       <w:r>
         <w:rPr>
           <w:rFonts w:ascii="微软雅黑" w:hAnsi="微软雅黑" w:eastAsia="微软雅黑"/>
-          <w:b/>
-          <w:color w:val="D29922"/>
+          <w:color w:val="1A1A1A"/>
           <w:sz w:val="22"/>
         </w:rPr>
-        <w:t>市场宽度崩塌</w:t>
+        <w:t>市场宽度</w:t>
       </w:r>
       <w:r>
         <w:rPr>
@@ -845,7 +806,7 @@
           <w:color w:val="1A1A1A"/>
           <w:sz w:val="22"/>
         </w:rPr>
-        <w:t>：涨跌家数比跌破2:8，涨停仅11家而跌停高达80家，创近期极值。强势股处于补跌阶段，市场赚钱效应消失，亏钱效应扩散。跌幅榜前列多为前期热门的半导体、电子等高估值品种，出现“杀估值”行情。</w:t>
+        <w:t>：上涨比例仅19.3%，远低于30%的健康水平，且跌停家数达80家，创近期新高。市场情绪进入冰点，短期或有技术性修复需求，但整体转弱信号已确立。</w:t>
       </w:r>
     </w:p>
     <w:p>
@@ -858,7 +819,7 @@
           <w:color w:val="1A1A1A"/>
           <w:sz w:val="22"/>
         </w:rPr>
-        <w:t>🌐 宏观背景</w:t>
+        <w:t>🌍 宏观背景</w:t>
       </w:r>
     </w:p>
     <w:p>
@@ -869,11 +830,10 @@
       <w:r>
         <w:rPr>
           <w:rFonts w:ascii="微软雅黑" w:hAnsi="微软雅黑" w:eastAsia="微软雅黑"/>
-          <w:b/>
-          <w:color w:val="D29922"/>
+          <w:color w:val="1A1A1A"/>
           <w:sz w:val="22"/>
         </w:rPr>
-        <w:t>通胀与增长</w:t>
+        <w:t>通胀与景气</w:t>
       </w:r>
       <w:r>
         <w:rPr>
@@ -881,7 +841,7 @@
           <w:color w:val="1A1A1A"/>
           <w:sz w:val="22"/>
         </w:rPr>
-        <w:t>：上半年CPI同比仅上涨1.0%，而6月PPI同比高达4.1%，两者剪刀差持续扩大。上游成本高企而下游需求疲弱，中游制造业利润空间被严重挤压，这与今日中小制造企业占比较高的中证500、科创50暴跌逻辑相符。</w:t>
+        <w:t>：6月CPI温和（1.0%），PPI高位（4.1%）但环比回落，制造业PMI（50.3）处于扩张区间边缘，经济呈“类滞胀”特征下的弱复苏。这整体不利于成长股的高估值维系。</w:t>
       </w:r>
     </w:p>
     <w:p>
@@ -892,8 +852,7 @@
       <w:r>
         <w:rPr>
           <w:rFonts w:ascii="微软雅黑" w:hAnsi="微软雅黑" w:eastAsia="微软雅黑"/>
-          <w:b/>
-          <w:color w:val="D29922"/>
+          <w:color w:val="1A1A1A"/>
           <w:sz w:val="22"/>
         </w:rPr>
         <w:t>流动性</w:t>
@@ -904,7 +863,7 @@
           <w:color w:val="1A1A1A"/>
           <w:sz w:val="22"/>
         </w:rPr>
-        <w:t>：6月末M2同比增长8.0%，M1仅增长4.0%，M1-M2剪刀差显示企业活期存款活期化程度不足，实体经济投资意愿谨慎。社融增量同比少增8606亿元，信贷扩张动力偏弱。</w:t>
+        <w:t>：M2增速（8.0%）与社融增量同比少增，显示信用扩张力度偏弱。LPR连续14个月不变，市场缺乏增量政策利好刺激，对流动性高度敏感的科技板块承压。</w:t>
       </w:r>
     </w:p>
     <w:p>
@@ -915,11 +874,10 @@
       <w:r>
         <w:rPr>
           <w:rFonts w:ascii="微软雅黑" w:hAnsi="微软雅黑" w:eastAsia="微软雅黑"/>
-          <w:b/>
-          <w:color w:val="D29922"/>
+          <w:color w:val="1A1A1A"/>
           <w:sz w:val="22"/>
         </w:rPr>
-        <w:t>政策与利率</w:t>
+        <w:t>外部环境</w:t>
       </w:r>
       <w:r>
         <w:rPr>
@@ -927,7 +885,7 @@
           <w:color w:val="1A1A1A"/>
           <w:sz w:val="22"/>
         </w:rPr>
-        <w:t>：LPR已连续14个月按兵不动，货币政策处于观察期。在银行净息差（1.4%）处于历史低位的情况下，进一步降息空间受限，政策面短期难有超预期宽松。PMI（制造业50.3）虽处扩张区间但属弱扩张，宏观基本面难给市场提供强效信心支撑。</w:t>
+        <w:t>：隔夜美股科技股遭抛售，道指重挫2.19%，直接导致今日A股开盘情绪冰点，成为下跌的主要外部催化剂。</w:t>
       </w:r>
     </w:p>
     <w:p>
@@ -951,11 +909,10 @@
       <w:r>
         <w:rPr>
           <w:rFonts w:ascii="微软雅黑" w:hAnsi="微软雅黑" w:eastAsia="微软雅黑"/>
-          <w:b/>
-          <w:color w:val="D29922"/>
+          <w:color w:val="1A1A1A"/>
           <w:sz w:val="22"/>
         </w:rPr>
-        <w:t>市场结构分化风险</w:t>
+        <w:t>外部风险传导</w:t>
       </w:r>
       <w:r>
         <w:rPr>
@@ -963,7 +920,7 @@
           <w:color w:val="1A1A1A"/>
           <w:sz w:val="22"/>
         </w:rPr>
-        <w:t>：护盘资金集中于少数酿酒、金融权重股，易形成“指数不跌个股跌”的失真格局。中小市值，尤其是高估值科创与次新股仍面临流动性缺失带来的主跌风险。</w:t>
+        <w:t>：若美股科技板块回调形成趋势，将对A股双创及半导体等高位板块构成持续的估值压力。</w:t>
       </w:r>
     </w:p>
     <w:p>
@@ -974,11 +931,10 @@
       <w:r>
         <w:rPr>
           <w:rFonts w:ascii="微软雅黑" w:hAnsi="微软雅黑" w:eastAsia="微软雅黑"/>
-          <w:b/>
-          <w:color w:val="D29922"/>
+          <w:color w:val="1A1A1A"/>
           <w:sz w:val="22"/>
         </w:rPr>
-        <w:t>强势股补跌风险</w:t>
+        <w:t>成长股流动性风险</w:t>
       </w:r>
       <w:r>
         <w:rPr>
@@ -986,7 +942,7 @@
           <w:color w:val="1A1A1A"/>
           <w:sz w:val="22"/>
         </w:rPr>
-        <w:t>：跌停家数激增至80家，显示前期相对抗跌的品种已开始遭遇系统性杀跌，短期需高度警惕高位筹码的松动。</w:t>
+        <w:t>：今日次新及科技股大跌显示买盘稀疏，一旦触发止损盘及融资盘，短期踩踏风险不可忽视。</w:t>
       </w:r>
     </w:p>
     <w:p>
@@ -997,11 +953,10 @@
       <w:r>
         <w:rPr>
           <w:rFonts w:ascii="微软雅黑" w:hAnsi="微软雅黑" w:eastAsia="微软雅黑"/>
-          <w:b/>
-          <w:color w:val="D29922"/>
+          <w:color w:val="1A1A1A"/>
           <w:sz w:val="22"/>
         </w:rPr>
-        <w:t>外部传导风险</w:t>
+        <w:t>风格切换陷阱</w:t>
       </w:r>
       <w:r>
         <w:rPr>
@@ -1009,7 +964,7 @@
           <w:color w:val="1A1A1A"/>
           <w:sz w:val="22"/>
         </w:rPr>
-        <w:t>：隔夜美股三大股指普跌（道指-2.19%），全球风险资产联动性增强，需关注外围市场动荡对A股情绪面的持续压制。</w:t>
+        <w:t>：防御性板块的脉冲性上涨难以形成趋势，追高风险大。需警惕指数企稳后，资金是否重新回流高景气赛道，切勿盲目切换。</w:t>
       </w:r>
     </w:p>
     <w:p/>
